--- a/Sales DA project documentation.docx
+++ b/Sales DA project documentation.docx
@@ -29,23 +29,7 @@
           <w:b/>
           <w:bCs/>
         </w:rPr>
-        <w:t xml:space="preserve">Sales Analysis Dashboard using Power BI – </w:t>
-      </w:r>
-      <w:proofErr w:type="spellStart"/>
-      <w:r>
-        <w:rPr>
-          <w:b/>
-          <w:bCs/>
-        </w:rPr>
-        <w:t>Atliq</w:t>
-      </w:r>
-      <w:proofErr w:type="spellEnd"/>
-      <w:r>
-        <w:rPr>
-          <w:b/>
-          <w:bCs/>
-        </w:rPr>
-        <w:t xml:space="preserve"> Hardware</w:t>
+        <w:t>Sales Analysis Dashboard using Power BI – Atliq Hardware</w:t>
       </w:r>
     </w:p>
     <w:p>
@@ -147,52 +131,27 @@
           <w:bCs/>
         </w:rPr>
       </w:pPr>
-      <w:proofErr w:type="spellStart"/>
-      <w:r>
-        <w:rPr>
-          <w:b/>
-          <w:bCs/>
-        </w:rPr>
-        <w:t>Atliq</w:t>
-      </w:r>
-      <w:proofErr w:type="spellEnd"/>
-      <w:r>
-        <w:rPr>
-          <w:b/>
-          <w:bCs/>
-        </w:rPr>
-        <w:t xml:space="preserve"> Hardware is a growing company operating in a highly competitive and dynamic market. The company sells products across multiple regions and receives sales reports from regional managers in the form of Excel files.</w:t>
-      </w:r>
-    </w:p>
-    <w:p>
-      <w:pPr>
-        <w:rPr>
-          <w:b/>
-          <w:bCs/>
-        </w:rPr>
-      </w:pPr>
-      <w:r>
-        <w:rPr>
-          <w:b/>
-          <w:bCs/>
-        </w:rPr>
-        <w:t xml:space="preserve">However, due to the increasing volume of data and market complexity, the sales manager finds it difficult to </w:t>
-      </w:r>
-      <w:proofErr w:type="spellStart"/>
-      <w:r>
-        <w:rPr>
-          <w:b/>
-          <w:bCs/>
-        </w:rPr>
-        <w:t>analyze</w:t>
-      </w:r>
-      <w:proofErr w:type="spellEnd"/>
-      <w:r>
-        <w:rPr>
-          <w:b/>
-          <w:bCs/>
-        </w:rPr>
-        <w:t xml:space="preserve"> performance using static Excel reports. As a result, the company faces challenges in identifying the reasons for declining sales and improving overall business performance.</w:t>
+      <w:r>
+        <w:rPr>
+          <w:b/>
+          <w:bCs/>
+        </w:rPr>
+        <w:t>Atliq Hardware is a growing company operating in a highly competitive and dynamic market. The company sells products across multiple regions and receives sales reports from regional managers in the form of Excel files.</w:t>
+      </w:r>
+    </w:p>
+    <w:p>
+      <w:pPr>
+        <w:rPr>
+          <w:b/>
+          <w:bCs/>
+        </w:rPr>
+      </w:pPr>
+      <w:r>
+        <w:rPr>
+          <w:b/>
+          <w:bCs/>
+        </w:rPr>
+        <w:t>However, due to the increasing volume of data and market complexity, the sales manager finds it difficult to analyze performance using static Excel reports. As a result, the company faces challenges in identifying the reasons for declining sales and improving overall business performance.</w:t>
       </w:r>
     </w:p>
     <w:p>
@@ -245,39 +204,7 @@
           <w:b/>
           <w:bCs/>
         </w:rPr>
-        <w:t xml:space="preserve">The sales manager at </w:t>
-      </w:r>
-      <w:proofErr w:type="spellStart"/>
-      <w:r>
-        <w:rPr>
-          <w:b/>
-          <w:bCs/>
-        </w:rPr>
-        <w:t>Atliq</w:t>
-      </w:r>
-      <w:proofErr w:type="spellEnd"/>
-      <w:r>
-        <w:rPr>
-          <w:b/>
-          <w:bCs/>
-        </w:rPr>
-        <w:t xml:space="preserve"> Hardware faces difficulty in </w:t>
-      </w:r>
-      <w:proofErr w:type="spellStart"/>
-      <w:r>
-        <w:rPr>
-          <w:b/>
-          <w:bCs/>
-        </w:rPr>
-        <w:t>analyzing</w:t>
-      </w:r>
-      <w:proofErr w:type="spellEnd"/>
-      <w:r>
-        <w:rPr>
-          <w:b/>
-          <w:bCs/>
-        </w:rPr>
-        <w:t xml:space="preserve"> sales performance because regional managers provide only raw Excel reports. These reports lack consolidated and visual insights, making it difficult to identify sales trends, regional performance, and the reasons behind declining sales. As a result, the sales manager is unable to make effective data-driven decisions to increase sales.</w:t>
+        <w:t>The sales manager at Atliq Hardware faces difficulty in analyzing sales performance because regional managers provide only raw Excel reports. These reports lack consolidated and visual insights, making it difficult to identify sales trends, regional performance, and the reasons behind declining sales. As a result, the sales manager is unable to make effective data-driven decisions to increase sales.</w:t>
       </w:r>
     </w:p>
     <w:p>
@@ -2812,23 +2739,7 @@
           <w:b/>
           <w:bCs/>
         </w:rPr>
-        <w:t xml:space="preserve">After completing the data cleaning and transformation steps, the final dataset was loaded into Power BI for data </w:t>
-      </w:r>
-      <w:proofErr w:type="spellStart"/>
-      <w:r>
-        <w:rPr>
-          <w:b/>
-          <w:bCs/>
-        </w:rPr>
-        <w:t>modeling</w:t>
-      </w:r>
-      <w:proofErr w:type="spellEnd"/>
-      <w:r>
-        <w:rPr>
-          <w:b/>
-          <w:bCs/>
-        </w:rPr>
-        <w:t xml:space="preserve"> and visualization.</w:t>
+        <w:t>After completing the data cleaning and transformation steps, the final dataset was loaded into Power BI for data modeling and visualization.</w:t>
       </w:r>
     </w:p>
     <w:p>
@@ -3051,23 +2962,7 @@
           <w:b/>
           <w:bCs/>
         </w:rPr>
-        <w:t xml:space="preserve">The Sales Analysis Dashboard was developed using Microsoft Power BI to provide an interactive and consolidated view of </w:t>
-      </w:r>
-      <w:proofErr w:type="spellStart"/>
-      <w:r>
-        <w:rPr>
-          <w:b/>
-          <w:bCs/>
-        </w:rPr>
-        <w:t>Atliq</w:t>
-      </w:r>
-      <w:proofErr w:type="spellEnd"/>
-      <w:r>
-        <w:rPr>
-          <w:b/>
-          <w:bCs/>
-        </w:rPr>
-        <w:t xml:space="preserve"> Hardware’s sales performance.</w:t>
+        <w:t>The Sales Analysis Dashboard was developed using Microsoft Power BI to provide an interactive and consolidated view of Atliq Hardware’s sales performance.</w:t>
       </w:r>
       <w:r>
         <w:rPr>
@@ -3075,23 +2970,7 @@
           <w:bCs/>
         </w:rPr>
         <w:br/>
-        <w:t xml:space="preserve">The dashboard helps the sales manager to easily track key performance indicators (KPIs), </w:t>
-      </w:r>
-      <w:proofErr w:type="spellStart"/>
-      <w:r>
-        <w:rPr>
-          <w:b/>
-          <w:bCs/>
-        </w:rPr>
-        <w:t>analyze</w:t>
-      </w:r>
-      <w:proofErr w:type="spellEnd"/>
-      <w:r>
-        <w:rPr>
-          <w:b/>
-          <w:bCs/>
-        </w:rPr>
-        <w:t xml:space="preserve"> trends, and identify top-performing markets, customers, and products.</w:t>
+        <w:t>The dashboard helps the sales manager to easily track key performance indicators (KPIs), analyze trends, and identify top-performing markets, customers, and products.</w:t>
       </w:r>
     </w:p>
     <w:p>
@@ -3526,25 +3405,40 @@
       </w:pPr>
       <w:r>
         <w:rPr>
-          <w:b/>
-          <w:bCs/>
-        </w:rPr>
-        <w:t>6. Revenue Trend Analysis</w:t>
-      </w:r>
-    </w:p>
-    <w:p>
-      <w:pPr>
-        <w:rPr>
-          <w:b/>
-          <w:bCs/>
-        </w:rPr>
-      </w:pPr>
-      <w:r>
-        <w:rPr>
-          <w:b/>
-          <w:bCs/>
-        </w:rPr>
-        <w:t>The Revenue Trend line chart shows monthly revenue performance over the selected year.</w:t>
+          <w:rFonts w:ascii="Segoe UI Emoji" w:hAnsi="Segoe UI Emoji" w:cs="Segoe UI Emoji"/>
+          <w:b/>
+          <w:bCs/>
+        </w:rPr>
+        <w:t>🔹</w:t>
+      </w:r>
+      <w:r>
+        <w:rPr>
+          <w:b/>
+          <w:bCs/>
+        </w:rPr>
+        <w:t xml:space="preserve"> </w:t>
+      </w:r>
+      <w:r>
+        <w:rPr>
+          <w:b/>
+          <w:bCs/>
+        </w:rPr>
+        <w:t>Revenue Trend Analysis</w:t>
+      </w:r>
+    </w:p>
+    <w:p>
+      <w:pPr>
+        <w:rPr>
+          <w:b/>
+          <w:bCs/>
+        </w:rPr>
+      </w:pPr>
+      <w:r>
+        <w:rPr>
+          <w:b/>
+          <w:bCs/>
+        </w:rPr>
+        <w:t>The revenue trend line chart shows monthly revenue performance across different years.</w:t>
       </w:r>
     </w:p>
     <w:p>
@@ -3566,7 +3460,7 @@
       <w:pPr>
         <w:numPr>
           <w:ilvl w:val="0"/>
-          <w:numId w:val="21"/>
+          <w:numId w:val="27"/>
         </w:numPr>
         <w:rPr>
           <w:b/>
@@ -3578,14 +3472,14 @@
           <w:b/>
           <w:bCs/>
         </w:rPr>
-        <w:t>Revenue shows a gradual increase during the initial months of the year.</w:t>
+        <w:t>From 2017 to 2019, revenue generally increases during July and August, indicating a recurring seasonal boost.</w:t>
       </w:r>
     </w:p>
     <w:p>
       <w:pPr>
         <w:numPr>
           <w:ilvl w:val="0"/>
-          <w:numId w:val="21"/>
+          <w:numId w:val="27"/>
         </w:numPr>
         <w:rPr>
           <w:b/>
@@ -3597,14 +3491,14 @@
           <w:b/>
           <w:bCs/>
         </w:rPr>
-        <w:t>A noticeable decline is observed towards the later months, indicating a possible slowdown in sales.</w:t>
+        <w:t>A consistent decline is observed after November each year, suggesting year-end slowdown.</w:t>
       </w:r>
     </w:p>
     <w:p>
       <w:pPr>
         <w:numPr>
           <w:ilvl w:val="0"/>
-          <w:numId w:val="21"/>
+          <w:numId w:val="27"/>
         </w:numPr>
         <w:rPr>
           <w:b/>
@@ -3616,60 +3510,83 @@
           <w:b/>
           <w:bCs/>
         </w:rPr>
-        <w:t>This trend helps management identify seasonal patterns and periods of declining performance.</w:t>
-      </w:r>
-    </w:p>
-    <w:p>
-      <w:pPr>
-        <w:rPr>
-          <w:b/>
-          <w:bCs/>
-        </w:rPr>
-      </w:pPr>
-    </w:p>
-    <w:p>
-      <w:pPr>
-        <w:rPr>
-          <w:b/>
-          <w:bCs/>
-        </w:rPr>
-      </w:pPr>
-      <w:r>
-        <w:rPr>
-          <w:b/>
-          <w:bCs/>
-        </w:rPr>
-        <w:t>7. Top 5 Customers Analysis</w:t>
-      </w:r>
-    </w:p>
-    <w:p>
-      <w:pPr>
-        <w:rPr>
-          <w:b/>
-          <w:bCs/>
-        </w:rPr>
-      </w:pPr>
-      <w:r>
-        <w:rPr>
-          <w:b/>
-          <w:bCs/>
-        </w:rPr>
-        <w:t>This bar chart highlights the Top 5 Customers based on Revenue.</w:t>
-      </w:r>
-    </w:p>
-    <w:p>
-      <w:pPr>
-        <w:rPr>
-          <w:b/>
-          <w:bCs/>
-        </w:rPr>
-      </w:pPr>
-      <w:r>
-        <w:rPr>
+        <w:t>In 2020, revenue drops sharply, especially after May, which aligns with the impact of the COVID-19 pandemic, including lockdowns and reduced market activity.</w:t>
+      </w:r>
+    </w:p>
+    <w:p>
+      <w:pPr>
+        <w:rPr>
+          <w:b/>
+          <w:bCs/>
+        </w:rPr>
+      </w:pPr>
+      <w:r>
+        <w:rPr>
+          <w:b/>
+          <w:bCs/>
+        </w:rPr>
+        <w:t>This trend analysis helps management understand both seasonal patterns and the impact of external factors on sales performance.</w:t>
+      </w:r>
+    </w:p>
+    <w:p>
+      <w:pPr>
+        <w:rPr>
+          <w:b/>
+          <w:bCs/>
+        </w:rPr>
+      </w:pPr>
+    </w:p>
+    <w:p>
+      <w:pPr>
+        <w:rPr>
+          <w:b/>
+          <w:bCs/>
+        </w:rPr>
+      </w:pPr>
+      <w:r>
+        <w:rPr>
+          <w:rFonts w:ascii="Segoe UI Emoji" w:hAnsi="Segoe UI Emoji" w:cs="Segoe UI Emoji"/>
           <w:b/>
           <w:bCs/>
         </w:rPr>
         <w:lastRenderedPageBreak/>
+        <w:t>🔹</w:t>
+      </w:r>
+      <w:r>
+        <w:rPr>
+          <w:b/>
+          <w:bCs/>
+        </w:rPr>
+        <w:t xml:space="preserve"> Top 5 Customers Analysis</w:t>
+      </w:r>
+    </w:p>
+    <w:p>
+      <w:pPr>
+        <w:rPr>
+          <w:b/>
+          <w:bCs/>
+        </w:rPr>
+      </w:pPr>
+      <w:r>
+        <w:rPr>
+          <w:b/>
+          <w:bCs/>
+        </w:rPr>
+        <w:t>This chart displays the top 5 customers based on revenue contribution.</w:t>
+      </w:r>
+    </w:p>
+    <w:p>
+      <w:pPr>
+        <w:rPr>
+          <w:b/>
+          <w:bCs/>
+        </w:rPr>
+      </w:pPr>
+      <w:r>
+        <w:rPr>
+          <w:b/>
+          <w:bCs/>
+        </w:rPr>
         <w:t>Insights:</w:t>
       </w:r>
     </w:p>
@@ -3677,35 +3594,26 @@
       <w:pPr>
         <w:numPr>
           <w:ilvl w:val="0"/>
-          <w:numId w:val="22"/>
+          <w:numId w:val="28"/>
         </w:numPr>
         <w:rPr>
           <w:b/>
           <w:bCs/>
         </w:rPr>
       </w:pPr>
-      <w:proofErr w:type="spellStart"/>
-      <w:r>
-        <w:rPr>
-          <w:b/>
-          <w:bCs/>
-        </w:rPr>
-        <w:t>Electricalsara</w:t>
-      </w:r>
-      <w:proofErr w:type="spellEnd"/>
-      <w:r>
-        <w:rPr>
-          <w:b/>
-          <w:bCs/>
-        </w:rPr>
-        <w:t xml:space="preserve"> Stores is the top customer, contributing the highest revenue.</w:t>
+      <w:r>
+        <w:rPr>
+          <w:b/>
+          <w:bCs/>
+        </w:rPr>
+        <w:t>Electricalsara Stores consistently performs well in both revenue and sales quantity, making it the most stable and reliable customer.</w:t>
       </w:r>
     </w:p>
     <w:p>
       <w:pPr>
         <w:numPr>
           <w:ilvl w:val="0"/>
-          <w:numId w:val="22"/>
+          <w:numId w:val="28"/>
         </w:numPr>
         <w:rPr>
           <w:b/>
@@ -3717,14 +3625,14 @@
           <w:b/>
           <w:bCs/>
         </w:rPr>
-        <w:t>The remaining customers show significantly lower revenue compared to the top customer.</w:t>
+        <w:t>Nixon was the top customer in 2017 and 2018, but its revenue contribution declined significantly in 2019, indicating customer dependency risk.</w:t>
       </w:r>
     </w:p>
     <w:p>
       <w:pPr>
         <w:numPr>
           <w:ilvl w:val="0"/>
-          <w:numId w:val="22"/>
+          <w:numId w:val="28"/>
         </w:numPr>
         <w:rPr>
           <w:b/>
@@ -3736,53 +3644,68 @@
           <w:b/>
           <w:bCs/>
         </w:rPr>
-        <w:t>This indicates a high dependency on a few major customers, which can be risky for business continuity.</w:t>
-      </w:r>
-    </w:p>
-    <w:p>
-      <w:pPr>
-        <w:rPr>
-          <w:b/>
-          <w:bCs/>
-        </w:rPr>
-      </w:pPr>
-    </w:p>
-    <w:p>
-      <w:pPr>
-        <w:rPr>
-          <w:b/>
-          <w:bCs/>
-        </w:rPr>
-      </w:pPr>
-    </w:p>
-    <w:p>
-      <w:pPr>
-        <w:rPr>
-          <w:b/>
-          <w:bCs/>
-        </w:rPr>
-      </w:pPr>
-      <w:r>
-        <w:rPr>
-          <w:b/>
-          <w:bCs/>
-        </w:rPr>
-        <w:t>8. Top 5 Products Analysis</w:t>
-      </w:r>
-    </w:p>
-    <w:p>
-      <w:pPr>
-        <w:rPr>
-          <w:b/>
-          <w:bCs/>
-        </w:rPr>
-      </w:pPr>
-      <w:r>
-        <w:rPr>
-          <w:b/>
-          <w:bCs/>
-        </w:rPr>
-        <w:t>The Top 5 Products chart displays products generating the highest revenue.</w:t>
+        <w:t>As Nixon’s contribution decreased, Excel Stores emerged as a more important customer, particularly in markets like Hyderabad, where it showed strong sales quantity and revenue performance.</w:t>
+      </w:r>
+    </w:p>
+    <w:p>
+      <w:pPr>
+        <w:rPr>
+          <w:b/>
+          <w:bCs/>
+        </w:rPr>
+      </w:pPr>
+      <w:r>
+        <w:rPr>
+          <w:b/>
+          <w:bCs/>
+        </w:rPr>
+        <w:t>This analysis highlights the business risk of relying heavily on a few customers.</w:t>
+      </w:r>
+    </w:p>
+    <w:p>
+      <w:pPr>
+        <w:rPr>
+          <w:b/>
+          <w:bCs/>
+        </w:rPr>
+      </w:pPr>
+    </w:p>
+    <w:p>
+      <w:pPr>
+        <w:rPr>
+          <w:b/>
+          <w:bCs/>
+        </w:rPr>
+      </w:pPr>
+      <w:r>
+        <w:rPr>
+          <w:rFonts w:ascii="Segoe UI Emoji" w:hAnsi="Segoe UI Emoji" w:cs="Segoe UI Emoji"/>
+          <w:b/>
+          <w:bCs/>
+        </w:rPr>
+        <w:t>🔹</w:t>
+      </w:r>
+      <w:r>
+        <w:rPr>
+          <w:b/>
+          <w:bCs/>
+        </w:rPr>
+        <w:t xml:space="preserve"> Top 5 Products Analysis</w:t>
+      </w:r>
+    </w:p>
+    <w:p>
+      <w:pPr>
+        <w:rPr>
+          <w:b/>
+          <w:bCs/>
+        </w:rPr>
+      </w:pPr>
+      <w:r>
+        <w:rPr>
+          <w:b/>
+          <w:bCs/>
+        </w:rPr>
+        <w:t>The Top 5 Products chart shows products contributing the highest revenue.</w:t>
       </w:r>
     </w:p>
     <w:p>
@@ -3804,7 +3727,7 @@
       <w:pPr>
         <w:numPr>
           <w:ilvl w:val="0"/>
-          <w:numId w:val="23"/>
+          <w:numId w:val="29"/>
         </w:numPr>
         <w:rPr>
           <w:b/>
@@ -3816,14 +3739,14 @@
           <w:b/>
           <w:bCs/>
         </w:rPr>
-        <w:t>A few products contribute the majority of revenue, showing a skewed product performance.</w:t>
+        <w:t>Revenue is highly concentrated among a few products, indicating a skewed product performance.</w:t>
       </w:r>
     </w:p>
     <w:p>
       <w:pPr>
         <w:numPr>
           <w:ilvl w:val="0"/>
-          <w:numId w:val="23"/>
+          <w:numId w:val="29"/>
         </w:numPr>
         <w:rPr>
           <w:b/>
@@ -3835,14 +3758,14 @@
           <w:b/>
           <w:bCs/>
         </w:rPr>
-        <w:t>The presence of a “(Blank)” category indicates data quality issues that may require further cleaning or validation.</w:t>
+        <w:t>Prod040 was the second top product in 2018, dropped to third position in 2019, and declined further later, suggesting possible product lifecycle or demand issues.</w:t>
       </w:r>
     </w:p>
     <w:p>
       <w:pPr>
         <w:numPr>
           <w:ilvl w:val="0"/>
-          <w:numId w:val="23"/>
+          <w:numId w:val="29"/>
         </w:numPr>
         <w:rPr>
           <w:b/>
@@ -3854,62 +3777,53 @@
           <w:b/>
           <w:bCs/>
         </w:rPr>
-        <w:t>Identifying top products helps in inventory planning, promotions, and production decisions.</w:t>
-      </w:r>
-    </w:p>
-    <w:p>
-      <w:pPr>
-        <w:rPr>
-          <w:b/>
-          <w:bCs/>
-        </w:rPr>
-      </w:pPr>
-    </w:p>
-    <w:p>
-      <w:pPr>
-        <w:rPr>
-          <w:b/>
-          <w:bCs/>
-        </w:rPr>
-      </w:pPr>
-    </w:p>
-    <w:p>
-      <w:pPr>
-        <w:rPr>
-          <w:b/>
-          <w:bCs/>
-        </w:rPr>
-      </w:pPr>
-    </w:p>
-    <w:p>
-      <w:pPr>
-        <w:rPr>
-          <w:b/>
-          <w:bCs/>
-        </w:rPr>
-      </w:pPr>
-    </w:p>
-    <w:p>
-      <w:pPr>
-        <w:rPr>
-          <w:b/>
-          <w:bCs/>
-        </w:rPr>
-      </w:pPr>
-    </w:p>
-    <w:p>
-      <w:pPr>
-        <w:rPr>
-          <w:b/>
-          <w:bCs/>
-        </w:rPr>
-      </w:pPr>
-      <w:r>
-        <w:rPr>
-          <w:b/>
-          <w:bCs/>
-        </w:rPr>
-        <w:t>9. Use of Slicers and Interactivity</w:t>
+        <w:t>The “(Blank)” product category appears consistently and even increases over time, which indicates a data quality issue where product mapping is missing and requires further validation.</w:t>
+      </w:r>
+    </w:p>
+    <w:p>
+      <w:pPr>
+        <w:rPr>
+          <w:b/>
+          <w:bCs/>
+        </w:rPr>
+      </w:pPr>
+      <w:r>
+        <w:rPr>
+          <w:b/>
+          <w:bCs/>
+        </w:rPr>
+        <w:t>This analysis helps in identifying both strong-performing products and areas needing data cleanup.</w:t>
+      </w:r>
+    </w:p>
+    <w:p>
+      <w:pPr>
+        <w:rPr>
+          <w:b/>
+          <w:bCs/>
+        </w:rPr>
+      </w:pPr>
+    </w:p>
+    <w:p>
+      <w:pPr>
+        <w:rPr>
+          <w:b/>
+          <w:bCs/>
+        </w:rPr>
+      </w:pPr>
+      <w:r>
+        <w:rPr>
+          <w:rFonts w:ascii="Segoe UI Emoji" w:hAnsi="Segoe UI Emoji" w:cs="Segoe UI Emoji"/>
+          <w:b/>
+          <w:bCs/>
+        </w:rPr>
+        <w:t>🔹</w:t>
+      </w:r>
+      <w:r>
+        <w:rPr>
+          <w:b/>
+          <w:bCs/>
+        </w:rPr>
+        <w:t xml:space="preserve"> Use of Slicers and Interactivity</w:t>
       </w:r>
     </w:p>
     <w:p>
@@ -3931,7 +3845,7 @@
       <w:pPr>
         <w:numPr>
           <w:ilvl w:val="0"/>
-          <w:numId w:val="24"/>
+          <w:numId w:val="30"/>
         </w:numPr>
         <w:rPr>
           <w:b/>
@@ -3943,14 +3857,14 @@
           <w:b/>
           <w:bCs/>
         </w:rPr>
-        <w:t>Year selection</w:t>
+        <w:t>Year</w:t>
       </w:r>
     </w:p>
     <w:p>
       <w:pPr>
         <w:numPr>
           <w:ilvl w:val="0"/>
-          <w:numId w:val="24"/>
+          <w:numId w:val="30"/>
         </w:numPr>
         <w:rPr>
           <w:b/>
@@ -3962,22 +3876,22 @@
           <w:b/>
           <w:bCs/>
         </w:rPr>
-        <w:t>Month selection</w:t>
-      </w:r>
-    </w:p>
-    <w:p>
-      <w:pPr>
-        <w:rPr>
-          <w:b/>
-          <w:bCs/>
-        </w:rPr>
-      </w:pPr>
-      <w:r>
-        <w:rPr>
-          <w:b/>
-          <w:bCs/>
-        </w:rPr>
-        <w:t>These slicers are connected to all visuals, including KPIs, market analysis, revenue trend, top customers, and top products.</w:t>
+        <w:t>Month</w:t>
+      </w:r>
+    </w:p>
+    <w:p>
+      <w:pPr>
+        <w:rPr>
+          <w:b/>
+          <w:bCs/>
+        </w:rPr>
+      </w:pPr>
+      <w:r>
+        <w:rPr>
+          <w:b/>
+          <w:bCs/>
+        </w:rPr>
+        <w:t>These slicers are connected to all visuals, including KPIs, market performance, revenue trends, customers, and products.</w:t>
       </w:r>
     </w:p>
     <w:p>
@@ -3999,7 +3913,7 @@
       <w:pPr>
         <w:numPr>
           <w:ilvl w:val="0"/>
-          <w:numId w:val="25"/>
+          <w:numId w:val="31"/>
         </w:numPr>
         <w:rPr>
           <w:b/>
@@ -4011,14 +3925,14 @@
           <w:b/>
           <w:bCs/>
         </w:rPr>
-        <w:t>Enables quick comparison across different years and months.</w:t>
+        <w:t>Helps identify exactly when sales started declining, not just that they declined.</w:t>
       </w:r>
     </w:p>
     <w:p>
       <w:pPr>
         <w:numPr>
           <w:ilvl w:val="0"/>
-          <w:numId w:val="25"/>
+          <w:numId w:val="31"/>
         </w:numPr>
         <w:rPr>
           <w:b/>
@@ -4030,14 +3944,60 @@
           <w:b/>
           <w:bCs/>
         </w:rPr>
-        <w:t>Provides dynamic insights without modifying the dashboard structure.</w:t>
+        <w:t>Improves analysis speed and supports better decision-making without modifying the dashboard structure.</w:t>
+      </w:r>
+    </w:p>
+    <w:p>
+      <w:pPr>
+        <w:rPr>
+          <w:b/>
+          <w:bCs/>
+        </w:rPr>
+      </w:pPr>
+    </w:p>
+    <w:p>
+      <w:pPr>
+        <w:rPr>
+          <w:b/>
+          <w:bCs/>
+        </w:rPr>
+      </w:pPr>
+      <w:r>
+        <w:rPr>
+          <w:rFonts w:ascii="Segoe UI Emoji" w:hAnsi="Segoe UI Emoji" w:cs="Segoe UI Emoji"/>
+          <w:b/>
+          <w:bCs/>
+        </w:rPr>
+        <w:t>🔹</w:t>
+      </w:r>
+      <w:r>
+        <w:rPr>
+          <w:b/>
+          <w:bCs/>
+        </w:rPr>
+        <w:t xml:space="preserve"> Overall Business Insights</w:t>
+      </w:r>
+    </w:p>
+    <w:p>
+      <w:pPr>
+        <w:rPr>
+          <w:b/>
+          <w:bCs/>
+        </w:rPr>
+      </w:pPr>
+      <w:r>
+        <w:rPr>
+          <w:b/>
+          <w:bCs/>
+        </w:rPr>
+        <w:t>Insights:</w:t>
       </w:r>
     </w:p>
     <w:p>
       <w:pPr>
         <w:numPr>
           <w:ilvl w:val="0"/>
-          <w:numId w:val="25"/>
+          <w:numId w:val="33"/>
         </w:numPr>
         <w:rPr>
           <w:b/>
@@ -4049,38 +4009,14 @@
           <w:b/>
           <w:bCs/>
         </w:rPr>
-        <w:t>Improves user experience and decision-making speed.</w:t>
-      </w:r>
-    </w:p>
-    <w:p>
-      <w:pPr>
-        <w:ind w:left="360"/>
-        <w:rPr>
-          <w:b/>
-          <w:bCs/>
-        </w:rPr>
-      </w:pPr>
-    </w:p>
-    <w:p>
-      <w:pPr>
-        <w:rPr>
-          <w:b/>
-          <w:bCs/>
-        </w:rPr>
-      </w:pPr>
-      <w:r>
-        <w:rPr>
-          <w:b/>
-          <w:bCs/>
-        </w:rPr>
-        <w:t>10. Overall Business Insights</w:t>
+        <w:t>Continuous decline in sales over the years, with 2020 most impacted (COVID-19).</w:t>
       </w:r>
     </w:p>
     <w:p>
       <w:pPr>
         <w:numPr>
           <w:ilvl w:val="0"/>
-          <w:numId w:val="26"/>
+          <w:numId w:val="33"/>
         </w:numPr>
         <w:rPr>
           <w:b/>
@@ -4092,15 +4028,14 @@
           <w:b/>
           <w:bCs/>
         </w:rPr>
-        <w:lastRenderedPageBreak/>
-        <w:t>Sales performance is highly dependent on a few key markets and customers.</w:t>
+        <w:t>Revenue heavily depends on a few key markets and customers → business risk.</w:t>
       </w:r>
     </w:p>
     <w:p>
       <w:pPr>
         <w:numPr>
           <w:ilvl w:val="0"/>
-          <w:numId w:val="26"/>
+          <w:numId w:val="33"/>
         </w:numPr>
         <w:rPr>
           <w:b/>
@@ -4112,14 +4047,14 @@
           <w:b/>
           <w:bCs/>
         </w:rPr>
-        <w:t>Revenue fluctuations indicate the need for better forecasting and sales planning.</w:t>
+        <w:t>Some markets show high sales quantity but lower revenue → pricing/product mix inefficiency.</w:t>
       </w:r>
     </w:p>
     <w:p>
       <w:pPr>
         <w:numPr>
           <w:ilvl w:val="0"/>
-          <w:numId w:val="26"/>
+          <w:numId w:val="33"/>
         </w:numPr>
         <w:rPr>
           <w:b/>
@@ -4131,14 +4066,14 @@
           <w:b/>
           <w:bCs/>
         </w:rPr>
-        <w:t>Certain regions and products show low contribution, highlighting opportunities for targeted marketing strategies.</w:t>
+        <w:t>Product revenue concentrated in few items; uncategorized products → data quality issues.</w:t>
       </w:r>
     </w:p>
     <w:p>
       <w:pPr>
         <w:numPr>
           <w:ilvl w:val="0"/>
-          <w:numId w:val="26"/>
+          <w:numId w:val="33"/>
         </w:numPr>
         <w:rPr>
           <w:b/>
@@ -4150,96 +4085,240 @@
           <w:b/>
           <w:bCs/>
         </w:rPr>
-        <w:t>The interactive dashboard replaces static Excel reports and enables data-driven decision-making.</w:t>
-      </w:r>
-    </w:p>
-    <w:p>
-      <w:pPr>
-        <w:rPr>
-          <w:b/>
-          <w:bCs/>
-        </w:rPr>
-      </w:pPr>
-    </w:p>
-    <w:p>
-      <w:pPr>
-        <w:rPr>
-          <w:b/>
-          <w:bCs/>
-        </w:rPr>
-      </w:pPr>
-    </w:p>
-    <w:p>
-      <w:pPr>
-        <w:rPr>
-          <w:b/>
-          <w:bCs/>
-        </w:rPr>
-      </w:pPr>
-    </w:p>
-    <w:p>
-      <w:pPr>
-        <w:rPr>
-          <w:b/>
-          <w:bCs/>
-        </w:rPr>
-      </w:pPr>
-    </w:p>
-    <w:p>
-      <w:pPr>
-        <w:rPr>
-          <w:b/>
-          <w:bCs/>
-        </w:rPr>
-      </w:pPr>
-    </w:p>
-    <w:p>
-      <w:pPr>
-        <w:rPr>
-          <w:b/>
-          <w:bCs/>
-        </w:rPr>
-      </w:pPr>
-    </w:p>
-    <w:p>
-      <w:pPr>
-        <w:rPr>
-          <w:b/>
-          <w:bCs/>
-        </w:rPr>
-      </w:pPr>
-    </w:p>
-    <w:p>
-      <w:pPr>
-        <w:rPr>
-          <w:b/>
-          <w:bCs/>
-        </w:rPr>
-      </w:pPr>
-    </w:p>
-    <w:p>
-      <w:pPr>
-        <w:rPr>
-          <w:b/>
-          <w:bCs/>
-        </w:rPr>
-      </w:pPr>
-    </w:p>
-    <w:p>
-      <w:pPr>
-        <w:rPr>
-          <w:b/>
-          <w:bCs/>
-        </w:rPr>
-      </w:pPr>
-    </w:p>
-    <w:p>
-      <w:pPr>
-        <w:rPr>
-          <w:b/>
-          <w:bCs/>
-        </w:rPr>
-      </w:pPr>
+        <w:t>Seasonal trends exist: revenue peaks mid-year, declines year-end.</w:t>
+      </w:r>
+    </w:p>
+    <w:p>
+      <w:pPr>
+        <w:rPr>
+          <w:b/>
+          <w:bCs/>
+        </w:rPr>
+      </w:pPr>
+      <w:r>
+        <w:rPr>
+          <w:b/>
+          <w:bCs/>
+        </w:rPr>
+        <w:t>Solutions / Actions Derived from Dashboard:</w:t>
+      </w:r>
+    </w:p>
+    <w:p>
+      <w:pPr>
+        <w:numPr>
+          <w:ilvl w:val="0"/>
+          <w:numId w:val="34"/>
+        </w:numPr>
+        <w:rPr>
+          <w:b/>
+          <w:bCs/>
+        </w:rPr>
+      </w:pPr>
+      <w:r>
+        <w:rPr>
+          <w:b/>
+          <w:bCs/>
+        </w:rPr>
+        <w:t>Plan targeted strategies for post-September decline to avoid revenue drop.</w:t>
+      </w:r>
+    </w:p>
+    <w:p>
+      <w:pPr>
+        <w:numPr>
+          <w:ilvl w:val="0"/>
+          <w:numId w:val="34"/>
+        </w:numPr>
+        <w:rPr>
+          <w:b/>
+          <w:bCs/>
+        </w:rPr>
+      </w:pPr>
+      <w:r>
+        <w:rPr>
+          <w:b/>
+          <w:bCs/>
+        </w:rPr>
+        <w:t>Monitor high-dependency customers and diversify to reduce business risk.</w:t>
+      </w:r>
+    </w:p>
+    <w:p>
+      <w:pPr>
+        <w:numPr>
+          <w:ilvl w:val="0"/>
+          <w:numId w:val="34"/>
+        </w:numPr>
+        <w:rPr>
+          <w:b/>
+          <w:bCs/>
+        </w:rPr>
+      </w:pPr>
+      <w:r>
+        <w:rPr>
+          <w:b/>
+          <w:bCs/>
+        </w:rPr>
+        <w:t>Focus on smaller markets with growth potential for expansion or marketing campaigns.</w:t>
+      </w:r>
+    </w:p>
+    <w:p>
+      <w:pPr>
+        <w:numPr>
+          <w:ilvl w:val="0"/>
+          <w:numId w:val="34"/>
+        </w:numPr>
+        <w:rPr>
+          <w:b/>
+          <w:bCs/>
+        </w:rPr>
+      </w:pPr>
+      <w:r>
+        <w:rPr>
+          <w:b/>
+          <w:bCs/>
+        </w:rPr>
+        <w:t>Clean uncategorized product data and monitor declining products for lifecycle or demand issues.</w:t>
+      </w:r>
+    </w:p>
+    <w:p>
+      <w:pPr>
+        <w:numPr>
+          <w:ilvl w:val="0"/>
+          <w:numId w:val="35"/>
+        </w:numPr>
+        <w:rPr>
+          <w:b/>
+          <w:bCs/>
+        </w:rPr>
+      </w:pPr>
+      <w:r>
+        <w:rPr>
+          <w:b/>
+          <w:bCs/>
+        </w:rPr>
+        <w:t>Dashboard helps identify seasonal trends, revenue dependency on key customers, and actionable steps for low-performing regions.</w:t>
+      </w:r>
+    </w:p>
+    <w:p>
+      <w:pPr>
+        <w:numPr>
+          <w:ilvl w:val="0"/>
+          <w:numId w:val="35"/>
+        </w:numPr>
+        <w:rPr>
+          <w:b/>
+          <w:bCs/>
+        </w:rPr>
+      </w:pPr>
+      <w:r>
+        <w:rPr>
+          <w:b/>
+          <w:bCs/>
+        </w:rPr>
+        <w:t>Enables non-technical managers to understand performance easily and make smarter, faster decisions.</w:t>
+      </w:r>
+    </w:p>
+    <w:p>
+      <w:pPr>
+        <w:rPr>
+          <w:b/>
+          <w:bCs/>
+        </w:rPr>
+      </w:pPr>
+    </w:p>
+    <w:p>
+      <w:pPr>
+        <w:rPr>
+          <w:b/>
+          <w:bCs/>
+        </w:rPr>
+      </w:pPr>
+      <w:r>
+        <w:rPr>
+          <w:rFonts w:ascii="Segoe UI Emoji" w:hAnsi="Segoe UI Emoji" w:cs="Segoe UI Emoji"/>
+          <w:b/>
+          <w:bCs/>
+        </w:rPr>
+        <w:t>🔹</w:t>
+      </w:r>
+      <w:r>
+        <w:rPr>
+          <w:b/>
+          <w:bCs/>
+        </w:rPr>
+        <w:t xml:space="preserve"> Conclusion</w:t>
+      </w:r>
+    </w:p>
+    <w:p>
+      <w:pPr>
+        <w:rPr>
+          <w:b/>
+          <w:bCs/>
+        </w:rPr>
+      </w:pPr>
+      <w:r>
+        <w:rPr>
+          <w:b/>
+          <w:bCs/>
+        </w:rPr>
+        <w:t>This interactive Power BI dashboard successfully replaces static Excel reports, turning scattered data into actionable insights.</w:t>
+      </w:r>
+    </w:p>
+    <w:p>
+      <w:pPr>
+        <w:numPr>
+          <w:ilvl w:val="0"/>
+          <w:numId w:val="36"/>
+        </w:numPr>
+        <w:rPr>
+          <w:b/>
+          <w:bCs/>
+        </w:rPr>
+      </w:pPr>
+      <w:r>
+        <w:rPr>
+          <w:b/>
+          <w:bCs/>
+        </w:rPr>
+        <w:t>Helps management track trends, identify risks, and plan strategies proactively.</w:t>
+      </w:r>
+    </w:p>
+    <w:p>
+      <w:pPr>
+        <w:numPr>
+          <w:ilvl w:val="0"/>
+          <w:numId w:val="36"/>
+        </w:numPr>
+        <w:rPr>
+          <w:b/>
+          <w:bCs/>
+        </w:rPr>
+      </w:pPr>
+      <w:r>
+        <w:rPr>
+          <w:b/>
+          <w:bCs/>
+        </w:rPr>
+        <w:t>Combines analysis + storytelling to communicate insights clearly, even to non-technical stakeholders.</w:t>
+      </w:r>
+    </w:p>
+    <w:p>
+      <w:pPr>
+        <w:numPr>
+          <w:ilvl w:val="0"/>
+          <w:numId w:val="36"/>
+        </w:numPr>
+        <w:rPr>
+          <w:b/>
+          <w:bCs/>
+        </w:rPr>
+      </w:pPr>
+      <w:r>
+        <w:rPr>
+          <w:b/>
+          <w:bCs/>
+        </w:rPr>
+        <w:t>Data is not just numbers — it’s about understanding patterns and driving smarter business decisions.</w:t>
+      </w:r>
     </w:p>
     <w:p>
       <w:pPr>
@@ -4293,6 +4372,155 @@
 <file path=word/numbering.xml><?xml version="1.0" encoding="utf-8"?>
 <w:numbering xmlns:wpc="http://schemas.microsoft.com/office/word/2010/wordprocessingCanvas" xmlns:cx="http://schemas.microsoft.com/office/drawing/2014/chartex" xmlns:cx1="http://schemas.microsoft.com/office/drawing/2015/9/8/chartex" xmlns:cx2="http://schemas.microsoft.com/office/drawing/2015/10/21/chartex" xmlns:cx3="http://schemas.microsoft.com/office/drawing/2016/5/9/chartex" xmlns:cx4="http://schemas.microsoft.com/office/drawing/2016/5/10/chartex" xmlns:cx5="http://schemas.microsoft.com/office/drawing/2016/5/11/chartex" xmlns:cx6="http://schemas.microsoft.com/office/drawing/2016/5/12/chartex" xmlns:cx7="http://schemas.microsoft.com/office/drawing/2016/5/13/chartex" xmlns:cx8="http://schemas.microsoft.com/office/drawing/2016/5/14/chartex" xmlns:mc="http://schemas.openxmlformats.org/markup-compatibility/2006" xmlns:aink="http://schemas.microsoft.com/office/drawing/2016/ink" xmlns:am3d="http://schemas.microsoft.com/office/drawing/2017/model3d" xmlns:o="urn:schemas-microsoft-com:office:office" xmlns:oel="http://schemas.microsoft.com/office/2019/extlst" xmlns:r="http://schemas.openxmlformats.org/officeDocument/2006/relationships" xmlns:m="http://schemas.openxmlformats.org/officeDocument/2006/math" xmlns:v="urn:schemas-microsoft-com:vml" xmlns:wp14="http://schemas.microsoft.com/office/word/2010/wordprocessingDrawing" xmlns:wp="http://schemas.openxmlformats.org/drawingml/2006/wordprocessingDrawing" xmlns:w10="urn:schemas-microsoft-com:office:word" xmlns:w="http://schemas.openxmlformats.org/wordprocessingml/2006/main" xmlns:w14="http://schemas.microsoft.com/office/word/2010/wordml" xmlns:w15="http://schemas.microsoft.com/office/word/2012/wordml" xmlns:w16cex="http://schemas.microsoft.com/office/word/2018/wordml/cex" xmlns:w16cid="http://schemas.microsoft.com/office/word/2016/wordml/cid" xmlns:w16="http://schemas.microsoft.com/office/word/2018/wordml" xmlns:w16du="http://schemas.microsoft.com/office/word/2023/wordml/word16du" xmlns:w16sdtdh="http://schemas.microsoft.com/office/word/2020/wordml/sdtdatahash" xmlns:w16sdtfl="http://schemas.microsoft.com/office/word/2024/wordml/sdtformatlock" xmlns:w16se="http://schemas.microsoft.com/office/word/2015/wordml/symex" xmlns:wpg="http://schemas.microsoft.com/office/word/2010/wordprocessingGroup" xmlns:wpi="http://schemas.microsoft.com/office/word/2010/wordprocessingInk" xmlns:wne="http://schemas.microsoft.com/office/word/2006/wordml" xmlns:wps="http://schemas.microsoft.com/office/word/2010/wordprocessingShape" mc:Ignorable="w14 w15 w16se w16cid w16 w16cex w16sdtdh w16sdtfl w16du wp14">
   <w:abstractNum w:abstractNumId="0" w15:restartNumberingAfterBreak="0">
+    <w:nsid w:val="01C33B22"/>
+    <w:multiLevelType w:val="multilevel"/>
+    <w:tmpl w:val="77F8D41C"/>
+    <w:lvl w:ilvl="0">
+      <w:start w:val="1"/>
+      <w:numFmt w:val="bullet"/>
+      <w:lvlText w:val=""/>
+      <w:lvlJc w:val="left"/>
+      <w:pPr>
+        <w:tabs>
+          <w:tab w:val="num" w:pos="720"/>
+        </w:tabs>
+        <w:ind w:left="720" w:hanging="360"/>
+      </w:pPr>
+      <w:rPr>
+        <w:rFonts w:ascii="Symbol" w:hAnsi="Symbol" w:hint="default"/>
+        <w:sz w:val="20"/>
+      </w:rPr>
+    </w:lvl>
+    <w:lvl w:ilvl="1" w:tentative="1">
+      <w:start w:val="1"/>
+      <w:numFmt w:val="bullet"/>
+      <w:lvlText w:val="o"/>
+      <w:lvlJc w:val="left"/>
+      <w:pPr>
+        <w:tabs>
+          <w:tab w:val="num" w:pos="1440"/>
+        </w:tabs>
+        <w:ind w:left="1440" w:hanging="360"/>
+      </w:pPr>
+      <w:rPr>
+        <w:rFonts w:ascii="Courier New" w:hAnsi="Courier New" w:hint="default"/>
+        <w:sz w:val="20"/>
+      </w:rPr>
+    </w:lvl>
+    <w:lvl w:ilvl="2" w:tentative="1">
+      <w:start w:val="1"/>
+      <w:numFmt w:val="bullet"/>
+      <w:lvlText w:val=""/>
+      <w:lvlJc w:val="left"/>
+      <w:pPr>
+        <w:tabs>
+          <w:tab w:val="num" w:pos="2160"/>
+        </w:tabs>
+        <w:ind w:left="2160" w:hanging="360"/>
+      </w:pPr>
+      <w:rPr>
+        <w:rFonts w:ascii="Wingdings" w:hAnsi="Wingdings" w:hint="default"/>
+        <w:sz w:val="20"/>
+      </w:rPr>
+    </w:lvl>
+    <w:lvl w:ilvl="3" w:tentative="1">
+      <w:start w:val="1"/>
+      <w:numFmt w:val="bullet"/>
+      <w:lvlText w:val=""/>
+      <w:lvlJc w:val="left"/>
+      <w:pPr>
+        <w:tabs>
+          <w:tab w:val="num" w:pos="2880"/>
+        </w:tabs>
+        <w:ind w:left="2880" w:hanging="360"/>
+      </w:pPr>
+      <w:rPr>
+        <w:rFonts w:ascii="Wingdings" w:hAnsi="Wingdings" w:hint="default"/>
+        <w:sz w:val="20"/>
+      </w:rPr>
+    </w:lvl>
+    <w:lvl w:ilvl="4" w:tentative="1">
+      <w:start w:val="1"/>
+      <w:numFmt w:val="bullet"/>
+      <w:lvlText w:val=""/>
+      <w:lvlJc w:val="left"/>
+      <w:pPr>
+        <w:tabs>
+          <w:tab w:val="num" w:pos="3600"/>
+        </w:tabs>
+        <w:ind w:left="3600" w:hanging="360"/>
+      </w:pPr>
+      <w:rPr>
+        <w:rFonts w:ascii="Wingdings" w:hAnsi="Wingdings" w:hint="default"/>
+        <w:sz w:val="20"/>
+      </w:rPr>
+    </w:lvl>
+    <w:lvl w:ilvl="5" w:tentative="1">
+      <w:start w:val="1"/>
+      <w:numFmt w:val="bullet"/>
+      <w:lvlText w:val=""/>
+      <w:lvlJc w:val="left"/>
+      <w:pPr>
+        <w:tabs>
+          <w:tab w:val="num" w:pos="4320"/>
+        </w:tabs>
+        <w:ind w:left="4320" w:hanging="360"/>
+      </w:pPr>
+      <w:rPr>
+        <w:rFonts w:ascii="Wingdings" w:hAnsi="Wingdings" w:hint="default"/>
+        <w:sz w:val="20"/>
+      </w:rPr>
+    </w:lvl>
+    <w:lvl w:ilvl="6" w:tentative="1">
+      <w:start w:val="1"/>
+      <w:numFmt w:val="bullet"/>
+      <w:lvlText w:val=""/>
+      <w:lvlJc w:val="left"/>
+      <w:pPr>
+        <w:tabs>
+          <w:tab w:val="num" w:pos="5040"/>
+        </w:tabs>
+        <w:ind w:left="5040" w:hanging="360"/>
+      </w:pPr>
+      <w:rPr>
+        <w:rFonts w:ascii="Wingdings" w:hAnsi="Wingdings" w:hint="default"/>
+        <w:sz w:val="20"/>
+      </w:rPr>
+    </w:lvl>
+    <w:lvl w:ilvl="7" w:tentative="1">
+      <w:start w:val="1"/>
+      <w:numFmt w:val="bullet"/>
+      <w:lvlText w:val=""/>
+      <w:lvlJc w:val="left"/>
+      <w:pPr>
+        <w:tabs>
+          <w:tab w:val="num" w:pos="5760"/>
+        </w:tabs>
+        <w:ind w:left="5760" w:hanging="360"/>
+      </w:pPr>
+      <w:rPr>
+        <w:rFonts w:ascii="Wingdings" w:hAnsi="Wingdings" w:hint="default"/>
+        <w:sz w:val="20"/>
+      </w:rPr>
+    </w:lvl>
+    <w:lvl w:ilvl="8" w:tentative="1">
+      <w:start w:val="1"/>
+      <w:numFmt w:val="bullet"/>
+      <w:lvlText w:val=""/>
+      <w:lvlJc w:val="left"/>
+      <w:pPr>
+        <w:tabs>
+          <w:tab w:val="num" w:pos="6480"/>
+        </w:tabs>
+        <w:ind w:left="6480" w:hanging="360"/>
+      </w:pPr>
+      <w:rPr>
+        <w:rFonts w:ascii="Wingdings" w:hAnsi="Wingdings" w:hint="default"/>
+        <w:sz w:val="20"/>
+      </w:rPr>
+    </w:lvl>
+  </w:abstractNum>
+  <w:abstractNum w:abstractNumId="1" w15:restartNumberingAfterBreak="0">
     <w:nsid w:val="104256CD"/>
     <w:multiLevelType w:val="multilevel"/>
     <w:tmpl w:val="71927024"/>
@@ -4441,7 +4669,7 @@
       </w:rPr>
     </w:lvl>
   </w:abstractNum>
-  <w:abstractNum w:abstractNumId="1" w15:restartNumberingAfterBreak="0">
+  <w:abstractNum w:abstractNumId="2" w15:restartNumberingAfterBreak="0">
     <w:nsid w:val="11B3316F"/>
     <w:multiLevelType w:val="hybridMultilevel"/>
     <w:tmpl w:val="8C784038"/>
@@ -4530,7 +4758,7 @@
       </w:pPr>
     </w:lvl>
   </w:abstractNum>
-  <w:abstractNum w:abstractNumId="2" w15:restartNumberingAfterBreak="0">
+  <w:abstractNum w:abstractNumId="3" w15:restartNumberingAfterBreak="0">
     <w:nsid w:val="22D332C1"/>
     <w:multiLevelType w:val="hybridMultilevel"/>
     <w:tmpl w:val="918E9CE2"/>
@@ -4643,7 +4871,7 @@
       </w:rPr>
     </w:lvl>
   </w:abstractNum>
-  <w:abstractNum w:abstractNumId="3" w15:restartNumberingAfterBreak="0">
+  <w:abstractNum w:abstractNumId="4" w15:restartNumberingAfterBreak="0">
     <w:nsid w:val="23CB4F85"/>
     <w:multiLevelType w:val="multilevel"/>
     <w:tmpl w:val="B838D4BE"/>
@@ -4792,7 +5020,7 @@
       </w:rPr>
     </w:lvl>
   </w:abstractNum>
-  <w:abstractNum w:abstractNumId="4" w15:restartNumberingAfterBreak="0">
+  <w:abstractNum w:abstractNumId="5" w15:restartNumberingAfterBreak="0">
     <w:nsid w:val="2A1E74E1"/>
     <w:multiLevelType w:val="multilevel"/>
     <w:tmpl w:val="74B85802"/>
@@ -4941,7 +5169,7 @@
       </w:rPr>
     </w:lvl>
   </w:abstractNum>
-  <w:abstractNum w:abstractNumId="5" w15:restartNumberingAfterBreak="0">
+  <w:abstractNum w:abstractNumId="6" w15:restartNumberingAfterBreak="0">
     <w:nsid w:val="3388222A"/>
     <w:multiLevelType w:val="multilevel"/>
     <w:tmpl w:val="B4220174"/>
@@ -5090,7 +5318,7 @@
       </w:rPr>
     </w:lvl>
   </w:abstractNum>
-  <w:abstractNum w:abstractNumId="6" w15:restartNumberingAfterBreak="0">
+  <w:abstractNum w:abstractNumId="7" w15:restartNumberingAfterBreak="0">
     <w:nsid w:val="38845CA7"/>
     <w:multiLevelType w:val="hybridMultilevel"/>
     <w:tmpl w:val="DE3E75CE"/>
@@ -5203,7 +5431,7 @@
       </w:rPr>
     </w:lvl>
   </w:abstractNum>
-  <w:abstractNum w:abstractNumId="7" w15:restartNumberingAfterBreak="0">
+  <w:abstractNum w:abstractNumId="8" w15:restartNumberingAfterBreak="0">
     <w:nsid w:val="3C1534AB"/>
     <w:multiLevelType w:val="multilevel"/>
     <w:tmpl w:val="84C87090"/>
@@ -5352,7 +5580,305 @@
       </w:rPr>
     </w:lvl>
   </w:abstractNum>
-  <w:abstractNum w:abstractNumId="8" w15:restartNumberingAfterBreak="0">
+  <w:abstractNum w:abstractNumId="9" w15:restartNumberingAfterBreak="0">
+    <w:nsid w:val="3D9E1812"/>
+    <w:multiLevelType w:val="multilevel"/>
+    <w:tmpl w:val="3920CCDC"/>
+    <w:lvl w:ilvl="0">
+      <w:start w:val="1"/>
+      <w:numFmt w:val="bullet"/>
+      <w:lvlText w:val=""/>
+      <w:lvlJc w:val="left"/>
+      <w:pPr>
+        <w:tabs>
+          <w:tab w:val="num" w:pos="720"/>
+        </w:tabs>
+        <w:ind w:left="720" w:hanging="360"/>
+      </w:pPr>
+      <w:rPr>
+        <w:rFonts w:ascii="Symbol" w:hAnsi="Symbol" w:hint="default"/>
+        <w:sz w:val="20"/>
+      </w:rPr>
+    </w:lvl>
+    <w:lvl w:ilvl="1" w:tentative="1">
+      <w:start w:val="1"/>
+      <w:numFmt w:val="bullet"/>
+      <w:lvlText w:val="o"/>
+      <w:lvlJc w:val="left"/>
+      <w:pPr>
+        <w:tabs>
+          <w:tab w:val="num" w:pos="1440"/>
+        </w:tabs>
+        <w:ind w:left="1440" w:hanging="360"/>
+      </w:pPr>
+      <w:rPr>
+        <w:rFonts w:ascii="Courier New" w:hAnsi="Courier New" w:hint="default"/>
+        <w:sz w:val="20"/>
+      </w:rPr>
+    </w:lvl>
+    <w:lvl w:ilvl="2" w:tentative="1">
+      <w:start w:val="1"/>
+      <w:numFmt w:val="bullet"/>
+      <w:lvlText w:val=""/>
+      <w:lvlJc w:val="left"/>
+      <w:pPr>
+        <w:tabs>
+          <w:tab w:val="num" w:pos="2160"/>
+        </w:tabs>
+        <w:ind w:left="2160" w:hanging="360"/>
+      </w:pPr>
+      <w:rPr>
+        <w:rFonts w:ascii="Wingdings" w:hAnsi="Wingdings" w:hint="default"/>
+        <w:sz w:val="20"/>
+      </w:rPr>
+    </w:lvl>
+    <w:lvl w:ilvl="3" w:tentative="1">
+      <w:start w:val="1"/>
+      <w:numFmt w:val="bullet"/>
+      <w:lvlText w:val=""/>
+      <w:lvlJc w:val="left"/>
+      <w:pPr>
+        <w:tabs>
+          <w:tab w:val="num" w:pos="2880"/>
+        </w:tabs>
+        <w:ind w:left="2880" w:hanging="360"/>
+      </w:pPr>
+      <w:rPr>
+        <w:rFonts w:ascii="Wingdings" w:hAnsi="Wingdings" w:hint="default"/>
+        <w:sz w:val="20"/>
+      </w:rPr>
+    </w:lvl>
+    <w:lvl w:ilvl="4" w:tentative="1">
+      <w:start w:val="1"/>
+      <w:numFmt w:val="bullet"/>
+      <w:lvlText w:val=""/>
+      <w:lvlJc w:val="left"/>
+      <w:pPr>
+        <w:tabs>
+          <w:tab w:val="num" w:pos="3600"/>
+        </w:tabs>
+        <w:ind w:left="3600" w:hanging="360"/>
+      </w:pPr>
+      <w:rPr>
+        <w:rFonts w:ascii="Wingdings" w:hAnsi="Wingdings" w:hint="default"/>
+        <w:sz w:val="20"/>
+      </w:rPr>
+    </w:lvl>
+    <w:lvl w:ilvl="5" w:tentative="1">
+      <w:start w:val="1"/>
+      <w:numFmt w:val="bullet"/>
+      <w:lvlText w:val=""/>
+      <w:lvlJc w:val="left"/>
+      <w:pPr>
+        <w:tabs>
+          <w:tab w:val="num" w:pos="4320"/>
+        </w:tabs>
+        <w:ind w:left="4320" w:hanging="360"/>
+      </w:pPr>
+      <w:rPr>
+        <w:rFonts w:ascii="Wingdings" w:hAnsi="Wingdings" w:hint="default"/>
+        <w:sz w:val="20"/>
+      </w:rPr>
+    </w:lvl>
+    <w:lvl w:ilvl="6" w:tentative="1">
+      <w:start w:val="1"/>
+      <w:numFmt w:val="bullet"/>
+      <w:lvlText w:val=""/>
+      <w:lvlJc w:val="left"/>
+      <w:pPr>
+        <w:tabs>
+          <w:tab w:val="num" w:pos="5040"/>
+        </w:tabs>
+        <w:ind w:left="5040" w:hanging="360"/>
+      </w:pPr>
+      <w:rPr>
+        <w:rFonts w:ascii="Wingdings" w:hAnsi="Wingdings" w:hint="default"/>
+        <w:sz w:val="20"/>
+      </w:rPr>
+    </w:lvl>
+    <w:lvl w:ilvl="7" w:tentative="1">
+      <w:start w:val="1"/>
+      <w:numFmt w:val="bullet"/>
+      <w:lvlText w:val=""/>
+      <w:lvlJc w:val="left"/>
+      <w:pPr>
+        <w:tabs>
+          <w:tab w:val="num" w:pos="5760"/>
+        </w:tabs>
+        <w:ind w:left="5760" w:hanging="360"/>
+      </w:pPr>
+      <w:rPr>
+        <w:rFonts w:ascii="Wingdings" w:hAnsi="Wingdings" w:hint="default"/>
+        <w:sz w:val="20"/>
+      </w:rPr>
+    </w:lvl>
+    <w:lvl w:ilvl="8" w:tentative="1">
+      <w:start w:val="1"/>
+      <w:numFmt w:val="bullet"/>
+      <w:lvlText w:val=""/>
+      <w:lvlJc w:val="left"/>
+      <w:pPr>
+        <w:tabs>
+          <w:tab w:val="num" w:pos="6480"/>
+        </w:tabs>
+        <w:ind w:left="6480" w:hanging="360"/>
+      </w:pPr>
+      <w:rPr>
+        <w:rFonts w:ascii="Wingdings" w:hAnsi="Wingdings" w:hint="default"/>
+        <w:sz w:val="20"/>
+      </w:rPr>
+    </w:lvl>
+  </w:abstractNum>
+  <w:abstractNum w:abstractNumId="10" w15:restartNumberingAfterBreak="0">
+    <w:nsid w:val="3EAD3D51"/>
+    <w:multiLevelType w:val="multilevel"/>
+    <w:tmpl w:val="328C827C"/>
+    <w:lvl w:ilvl="0">
+      <w:start w:val="1"/>
+      <w:numFmt w:val="bullet"/>
+      <w:lvlText w:val=""/>
+      <w:lvlJc w:val="left"/>
+      <w:pPr>
+        <w:tabs>
+          <w:tab w:val="num" w:pos="720"/>
+        </w:tabs>
+        <w:ind w:left="720" w:hanging="360"/>
+      </w:pPr>
+      <w:rPr>
+        <w:rFonts w:ascii="Symbol" w:hAnsi="Symbol" w:hint="default"/>
+        <w:sz w:val="20"/>
+      </w:rPr>
+    </w:lvl>
+    <w:lvl w:ilvl="1" w:tentative="1">
+      <w:start w:val="1"/>
+      <w:numFmt w:val="bullet"/>
+      <w:lvlText w:val="o"/>
+      <w:lvlJc w:val="left"/>
+      <w:pPr>
+        <w:tabs>
+          <w:tab w:val="num" w:pos="1440"/>
+        </w:tabs>
+        <w:ind w:left="1440" w:hanging="360"/>
+      </w:pPr>
+      <w:rPr>
+        <w:rFonts w:ascii="Courier New" w:hAnsi="Courier New" w:hint="default"/>
+        <w:sz w:val="20"/>
+      </w:rPr>
+    </w:lvl>
+    <w:lvl w:ilvl="2" w:tentative="1">
+      <w:start w:val="1"/>
+      <w:numFmt w:val="bullet"/>
+      <w:lvlText w:val=""/>
+      <w:lvlJc w:val="left"/>
+      <w:pPr>
+        <w:tabs>
+          <w:tab w:val="num" w:pos="2160"/>
+        </w:tabs>
+        <w:ind w:left="2160" w:hanging="360"/>
+      </w:pPr>
+      <w:rPr>
+        <w:rFonts w:ascii="Wingdings" w:hAnsi="Wingdings" w:hint="default"/>
+        <w:sz w:val="20"/>
+      </w:rPr>
+    </w:lvl>
+    <w:lvl w:ilvl="3" w:tentative="1">
+      <w:start w:val="1"/>
+      <w:numFmt w:val="bullet"/>
+      <w:lvlText w:val=""/>
+      <w:lvlJc w:val="left"/>
+      <w:pPr>
+        <w:tabs>
+          <w:tab w:val="num" w:pos="2880"/>
+        </w:tabs>
+        <w:ind w:left="2880" w:hanging="360"/>
+      </w:pPr>
+      <w:rPr>
+        <w:rFonts w:ascii="Wingdings" w:hAnsi="Wingdings" w:hint="default"/>
+        <w:sz w:val="20"/>
+      </w:rPr>
+    </w:lvl>
+    <w:lvl w:ilvl="4" w:tentative="1">
+      <w:start w:val="1"/>
+      <w:numFmt w:val="bullet"/>
+      <w:lvlText w:val=""/>
+      <w:lvlJc w:val="left"/>
+      <w:pPr>
+        <w:tabs>
+          <w:tab w:val="num" w:pos="3600"/>
+        </w:tabs>
+        <w:ind w:left="3600" w:hanging="360"/>
+      </w:pPr>
+      <w:rPr>
+        <w:rFonts w:ascii="Wingdings" w:hAnsi="Wingdings" w:hint="default"/>
+        <w:sz w:val="20"/>
+      </w:rPr>
+    </w:lvl>
+    <w:lvl w:ilvl="5" w:tentative="1">
+      <w:start w:val="1"/>
+      <w:numFmt w:val="bullet"/>
+      <w:lvlText w:val=""/>
+      <w:lvlJc w:val="left"/>
+      <w:pPr>
+        <w:tabs>
+          <w:tab w:val="num" w:pos="4320"/>
+        </w:tabs>
+        <w:ind w:left="4320" w:hanging="360"/>
+      </w:pPr>
+      <w:rPr>
+        <w:rFonts w:ascii="Wingdings" w:hAnsi="Wingdings" w:hint="default"/>
+        <w:sz w:val="20"/>
+      </w:rPr>
+    </w:lvl>
+    <w:lvl w:ilvl="6" w:tentative="1">
+      <w:start w:val="1"/>
+      <w:numFmt w:val="bullet"/>
+      <w:lvlText w:val=""/>
+      <w:lvlJc w:val="left"/>
+      <w:pPr>
+        <w:tabs>
+          <w:tab w:val="num" w:pos="5040"/>
+        </w:tabs>
+        <w:ind w:left="5040" w:hanging="360"/>
+      </w:pPr>
+      <w:rPr>
+        <w:rFonts w:ascii="Wingdings" w:hAnsi="Wingdings" w:hint="default"/>
+        <w:sz w:val="20"/>
+      </w:rPr>
+    </w:lvl>
+    <w:lvl w:ilvl="7" w:tentative="1">
+      <w:start w:val="1"/>
+      <w:numFmt w:val="bullet"/>
+      <w:lvlText w:val=""/>
+      <w:lvlJc w:val="left"/>
+      <w:pPr>
+        <w:tabs>
+          <w:tab w:val="num" w:pos="5760"/>
+        </w:tabs>
+        <w:ind w:left="5760" w:hanging="360"/>
+      </w:pPr>
+      <w:rPr>
+        <w:rFonts w:ascii="Wingdings" w:hAnsi="Wingdings" w:hint="default"/>
+        <w:sz w:val="20"/>
+      </w:rPr>
+    </w:lvl>
+    <w:lvl w:ilvl="8" w:tentative="1">
+      <w:start w:val="1"/>
+      <w:numFmt w:val="bullet"/>
+      <w:lvlText w:val=""/>
+      <w:lvlJc w:val="left"/>
+      <w:pPr>
+        <w:tabs>
+          <w:tab w:val="num" w:pos="6480"/>
+        </w:tabs>
+        <w:ind w:left="6480" w:hanging="360"/>
+      </w:pPr>
+      <w:rPr>
+        <w:rFonts w:ascii="Wingdings" w:hAnsi="Wingdings" w:hint="default"/>
+        <w:sz w:val="20"/>
+      </w:rPr>
+    </w:lvl>
+  </w:abstractNum>
+  <w:abstractNum w:abstractNumId="11" w15:restartNumberingAfterBreak="0">
     <w:nsid w:val="3FB40A8E"/>
     <w:multiLevelType w:val="hybridMultilevel"/>
     <w:tmpl w:val="8418F2B8"/>
@@ -5464,7 +5990,156 @@
       </w:rPr>
     </w:lvl>
   </w:abstractNum>
-  <w:abstractNum w:abstractNumId="9" w15:restartNumberingAfterBreak="0">
+  <w:abstractNum w:abstractNumId="12" w15:restartNumberingAfterBreak="0">
+    <w:nsid w:val="4036101E"/>
+    <w:multiLevelType w:val="multilevel"/>
+    <w:tmpl w:val="28209842"/>
+    <w:lvl w:ilvl="0">
+      <w:start w:val="1"/>
+      <w:numFmt w:val="bullet"/>
+      <w:lvlText w:val=""/>
+      <w:lvlJc w:val="left"/>
+      <w:pPr>
+        <w:tabs>
+          <w:tab w:val="num" w:pos="720"/>
+        </w:tabs>
+        <w:ind w:left="720" w:hanging="360"/>
+      </w:pPr>
+      <w:rPr>
+        <w:rFonts w:ascii="Symbol" w:hAnsi="Symbol" w:hint="default"/>
+        <w:sz w:val="20"/>
+      </w:rPr>
+    </w:lvl>
+    <w:lvl w:ilvl="1" w:tentative="1">
+      <w:start w:val="1"/>
+      <w:numFmt w:val="bullet"/>
+      <w:lvlText w:val="o"/>
+      <w:lvlJc w:val="left"/>
+      <w:pPr>
+        <w:tabs>
+          <w:tab w:val="num" w:pos="1440"/>
+        </w:tabs>
+        <w:ind w:left="1440" w:hanging="360"/>
+      </w:pPr>
+      <w:rPr>
+        <w:rFonts w:ascii="Courier New" w:hAnsi="Courier New" w:hint="default"/>
+        <w:sz w:val="20"/>
+      </w:rPr>
+    </w:lvl>
+    <w:lvl w:ilvl="2" w:tentative="1">
+      <w:start w:val="1"/>
+      <w:numFmt w:val="bullet"/>
+      <w:lvlText w:val=""/>
+      <w:lvlJc w:val="left"/>
+      <w:pPr>
+        <w:tabs>
+          <w:tab w:val="num" w:pos="2160"/>
+        </w:tabs>
+        <w:ind w:left="2160" w:hanging="360"/>
+      </w:pPr>
+      <w:rPr>
+        <w:rFonts w:ascii="Wingdings" w:hAnsi="Wingdings" w:hint="default"/>
+        <w:sz w:val="20"/>
+      </w:rPr>
+    </w:lvl>
+    <w:lvl w:ilvl="3" w:tentative="1">
+      <w:start w:val="1"/>
+      <w:numFmt w:val="bullet"/>
+      <w:lvlText w:val=""/>
+      <w:lvlJc w:val="left"/>
+      <w:pPr>
+        <w:tabs>
+          <w:tab w:val="num" w:pos="2880"/>
+        </w:tabs>
+        <w:ind w:left="2880" w:hanging="360"/>
+      </w:pPr>
+      <w:rPr>
+        <w:rFonts w:ascii="Wingdings" w:hAnsi="Wingdings" w:hint="default"/>
+        <w:sz w:val="20"/>
+      </w:rPr>
+    </w:lvl>
+    <w:lvl w:ilvl="4" w:tentative="1">
+      <w:start w:val="1"/>
+      <w:numFmt w:val="bullet"/>
+      <w:lvlText w:val=""/>
+      <w:lvlJc w:val="left"/>
+      <w:pPr>
+        <w:tabs>
+          <w:tab w:val="num" w:pos="3600"/>
+        </w:tabs>
+        <w:ind w:left="3600" w:hanging="360"/>
+      </w:pPr>
+      <w:rPr>
+        <w:rFonts w:ascii="Wingdings" w:hAnsi="Wingdings" w:hint="default"/>
+        <w:sz w:val="20"/>
+      </w:rPr>
+    </w:lvl>
+    <w:lvl w:ilvl="5" w:tentative="1">
+      <w:start w:val="1"/>
+      <w:numFmt w:val="bullet"/>
+      <w:lvlText w:val=""/>
+      <w:lvlJc w:val="left"/>
+      <w:pPr>
+        <w:tabs>
+          <w:tab w:val="num" w:pos="4320"/>
+        </w:tabs>
+        <w:ind w:left="4320" w:hanging="360"/>
+      </w:pPr>
+      <w:rPr>
+        <w:rFonts w:ascii="Wingdings" w:hAnsi="Wingdings" w:hint="default"/>
+        <w:sz w:val="20"/>
+      </w:rPr>
+    </w:lvl>
+    <w:lvl w:ilvl="6" w:tentative="1">
+      <w:start w:val="1"/>
+      <w:numFmt w:val="bullet"/>
+      <w:lvlText w:val=""/>
+      <w:lvlJc w:val="left"/>
+      <w:pPr>
+        <w:tabs>
+          <w:tab w:val="num" w:pos="5040"/>
+        </w:tabs>
+        <w:ind w:left="5040" w:hanging="360"/>
+      </w:pPr>
+      <w:rPr>
+        <w:rFonts w:ascii="Wingdings" w:hAnsi="Wingdings" w:hint="default"/>
+        <w:sz w:val="20"/>
+      </w:rPr>
+    </w:lvl>
+    <w:lvl w:ilvl="7" w:tentative="1">
+      <w:start w:val="1"/>
+      <w:numFmt w:val="bullet"/>
+      <w:lvlText w:val=""/>
+      <w:lvlJc w:val="left"/>
+      <w:pPr>
+        <w:tabs>
+          <w:tab w:val="num" w:pos="5760"/>
+        </w:tabs>
+        <w:ind w:left="5760" w:hanging="360"/>
+      </w:pPr>
+      <w:rPr>
+        <w:rFonts w:ascii="Wingdings" w:hAnsi="Wingdings" w:hint="default"/>
+        <w:sz w:val="20"/>
+      </w:rPr>
+    </w:lvl>
+    <w:lvl w:ilvl="8" w:tentative="1">
+      <w:start w:val="1"/>
+      <w:numFmt w:val="bullet"/>
+      <w:lvlText w:val=""/>
+      <w:lvlJc w:val="left"/>
+      <w:pPr>
+        <w:tabs>
+          <w:tab w:val="num" w:pos="6480"/>
+        </w:tabs>
+        <w:ind w:left="6480" w:hanging="360"/>
+      </w:pPr>
+      <w:rPr>
+        <w:rFonts w:ascii="Wingdings" w:hAnsi="Wingdings" w:hint="default"/>
+        <w:sz w:val="20"/>
+      </w:rPr>
+    </w:lvl>
+  </w:abstractNum>
+  <w:abstractNum w:abstractNumId="13" w15:restartNumberingAfterBreak="0">
     <w:nsid w:val="40B40C56"/>
     <w:multiLevelType w:val="multilevel"/>
     <w:tmpl w:val="EC5E5BF2"/>
@@ -5613,7 +6288,7 @@
       </w:rPr>
     </w:lvl>
   </w:abstractNum>
-  <w:abstractNum w:abstractNumId="10" w15:restartNumberingAfterBreak="0">
+  <w:abstractNum w:abstractNumId="14" w15:restartNumberingAfterBreak="0">
     <w:nsid w:val="4349791D"/>
     <w:multiLevelType w:val="multilevel"/>
     <w:tmpl w:val="3A94C452"/>
@@ -5762,7 +6437,7 @@
       </w:rPr>
     </w:lvl>
   </w:abstractNum>
-  <w:abstractNum w:abstractNumId="11" w15:restartNumberingAfterBreak="0">
+  <w:abstractNum w:abstractNumId="15" w15:restartNumberingAfterBreak="0">
     <w:nsid w:val="44104BDB"/>
     <w:multiLevelType w:val="multilevel"/>
     <w:tmpl w:val="A84E2E22"/>
@@ -5911,7 +6586,269 @@
       </w:rPr>
     </w:lvl>
   </w:abstractNum>
-  <w:abstractNum w:abstractNumId="12" w15:restartNumberingAfterBreak="0">
+  <w:abstractNum w:abstractNumId="16" w15:restartNumberingAfterBreak="0">
+    <w:nsid w:val="49EB72E4"/>
+    <w:multiLevelType w:val="multilevel"/>
+    <w:tmpl w:val="D6CABEAA"/>
+    <w:lvl w:ilvl="0">
+      <w:start w:val="1"/>
+      <w:numFmt w:val="decimal"/>
+      <w:lvlText w:val="%1."/>
+      <w:lvlJc w:val="left"/>
+      <w:pPr>
+        <w:tabs>
+          <w:tab w:val="num" w:pos="720"/>
+        </w:tabs>
+        <w:ind w:left="720" w:hanging="360"/>
+      </w:pPr>
+    </w:lvl>
+    <w:lvl w:ilvl="1" w:tentative="1">
+      <w:start w:val="1"/>
+      <w:numFmt w:val="decimal"/>
+      <w:lvlText w:val="%2."/>
+      <w:lvlJc w:val="left"/>
+      <w:pPr>
+        <w:tabs>
+          <w:tab w:val="num" w:pos="1440"/>
+        </w:tabs>
+        <w:ind w:left="1440" w:hanging="360"/>
+      </w:pPr>
+    </w:lvl>
+    <w:lvl w:ilvl="2" w:tentative="1">
+      <w:start w:val="1"/>
+      <w:numFmt w:val="decimal"/>
+      <w:lvlText w:val="%3."/>
+      <w:lvlJc w:val="left"/>
+      <w:pPr>
+        <w:tabs>
+          <w:tab w:val="num" w:pos="2160"/>
+        </w:tabs>
+        <w:ind w:left="2160" w:hanging="360"/>
+      </w:pPr>
+    </w:lvl>
+    <w:lvl w:ilvl="3" w:tentative="1">
+      <w:start w:val="1"/>
+      <w:numFmt w:val="decimal"/>
+      <w:lvlText w:val="%4."/>
+      <w:lvlJc w:val="left"/>
+      <w:pPr>
+        <w:tabs>
+          <w:tab w:val="num" w:pos="2880"/>
+        </w:tabs>
+        <w:ind w:left="2880" w:hanging="360"/>
+      </w:pPr>
+    </w:lvl>
+    <w:lvl w:ilvl="4" w:tentative="1">
+      <w:start w:val="1"/>
+      <w:numFmt w:val="decimal"/>
+      <w:lvlText w:val="%5."/>
+      <w:lvlJc w:val="left"/>
+      <w:pPr>
+        <w:tabs>
+          <w:tab w:val="num" w:pos="3600"/>
+        </w:tabs>
+        <w:ind w:left="3600" w:hanging="360"/>
+      </w:pPr>
+    </w:lvl>
+    <w:lvl w:ilvl="5" w:tentative="1">
+      <w:start w:val="1"/>
+      <w:numFmt w:val="decimal"/>
+      <w:lvlText w:val="%6."/>
+      <w:lvlJc w:val="left"/>
+      <w:pPr>
+        <w:tabs>
+          <w:tab w:val="num" w:pos="4320"/>
+        </w:tabs>
+        <w:ind w:left="4320" w:hanging="360"/>
+      </w:pPr>
+    </w:lvl>
+    <w:lvl w:ilvl="6" w:tentative="1">
+      <w:start w:val="1"/>
+      <w:numFmt w:val="decimal"/>
+      <w:lvlText w:val="%7."/>
+      <w:lvlJc w:val="left"/>
+      <w:pPr>
+        <w:tabs>
+          <w:tab w:val="num" w:pos="5040"/>
+        </w:tabs>
+        <w:ind w:left="5040" w:hanging="360"/>
+      </w:pPr>
+    </w:lvl>
+    <w:lvl w:ilvl="7" w:tentative="1">
+      <w:start w:val="1"/>
+      <w:numFmt w:val="decimal"/>
+      <w:lvlText w:val="%8."/>
+      <w:lvlJc w:val="left"/>
+      <w:pPr>
+        <w:tabs>
+          <w:tab w:val="num" w:pos="5760"/>
+        </w:tabs>
+        <w:ind w:left="5760" w:hanging="360"/>
+      </w:pPr>
+    </w:lvl>
+    <w:lvl w:ilvl="8" w:tentative="1">
+      <w:start w:val="1"/>
+      <w:numFmt w:val="decimal"/>
+      <w:lvlText w:val="%9."/>
+      <w:lvlJc w:val="left"/>
+      <w:pPr>
+        <w:tabs>
+          <w:tab w:val="num" w:pos="6480"/>
+        </w:tabs>
+        <w:ind w:left="6480" w:hanging="360"/>
+      </w:pPr>
+    </w:lvl>
+  </w:abstractNum>
+  <w:abstractNum w:abstractNumId="17" w15:restartNumberingAfterBreak="0">
+    <w:nsid w:val="4F997208"/>
+    <w:multiLevelType w:val="multilevel"/>
+    <w:tmpl w:val="E5C8EFA2"/>
+    <w:lvl w:ilvl="0">
+      <w:start w:val="1"/>
+      <w:numFmt w:val="bullet"/>
+      <w:lvlText w:val=""/>
+      <w:lvlJc w:val="left"/>
+      <w:pPr>
+        <w:tabs>
+          <w:tab w:val="num" w:pos="720"/>
+        </w:tabs>
+        <w:ind w:left="720" w:hanging="360"/>
+      </w:pPr>
+      <w:rPr>
+        <w:rFonts w:ascii="Symbol" w:hAnsi="Symbol" w:hint="default"/>
+        <w:sz w:val="20"/>
+      </w:rPr>
+    </w:lvl>
+    <w:lvl w:ilvl="1" w:tentative="1">
+      <w:start w:val="1"/>
+      <w:numFmt w:val="bullet"/>
+      <w:lvlText w:val="o"/>
+      <w:lvlJc w:val="left"/>
+      <w:pPr>
+        <w:tabs>
+          <w:tab w:val="num" w:pos="1440"/>
+        </w:tabs>
+        <w:ind w:left="1440" w:hanging="360"/>
+      </w:pPr>
+      <w:rPr>
+        <w:rFonts w:ascii="Courier New" w:hAnsi="Courier New" w:hint="default"/>
+        <w:sz w:val="20"/>
+      </w:rPr>
+    </w:lvl>
+    <w:lvl w:ilvl="2" w:tentative="1">
+      <w:start w:val="1"/>
+      <w:numFmt w:val="bullet"/>
+      <w:lvlText w:val=""/>
+      <w:lvlJc w:val="left"/>
+      <w:pPr>
+        <w:tabs>
+          <w:tab w:val="num" w:pos="2160"/>
+        </w:tabs>
+        <w:ind w:left="2160" w:hanging="360"/>
+      </w:pPr>
+      <w:rPr>
+        <w:rFonts w:ascii="Wingdings" w:hAnsi="Wingdings" w:hint="default"/>
+        <w:sz w:val="20"/>
+      </w:rPr>
+    </w:lvl>
+    <w:lvl w:ilvl="3" w:tentative="1">
+      <w:start w:val="1"/>
+      <w:numFmt w:val="bullet"/>
+      <w:lvlText w:val=""/>
+      <w:lvlJc w:val="left"/>
+      <w:pPr>
+        <w:tabs>
+          <w:tab w:val="num" w:pos="2880"/>
+        </w:tabs>
+        <w:ind w:left="2880" w:hanging="360"/>
+      </w:pPr>
+      <w:rPr>
+        <w:rFonts w:ascii="Wingdings" w:hAnsi="Wingdings" w:hint="default"/>
+        <w:sz w:val="20"/>
+      </w:rPr>
+    </w:lvl>
+    <w:lvl w:ilvl="4" w:tentative="1">
+      <w:start w:val="1"/>
+      <w:numFmt w:val="bullet"/>
+      <w:lvlText w:val=""/>
+      <w:lvlJc w:val="left"/>
+      <w:pPr>
+        <w:tabs>
+          <w:tab w:val="num" w:pos="3600"/>
+        </w:tabs>
+        <w:ind w:left="3600" w:hanging="360"/>
+      </w:pPr>
+      <w:rPr>
+        <w:rFonts w:ascii="Wingdings" w:hAnsi="Wingdings" w:hint="default"/>
+        <w:sz w:val="20"/>
+      </w:rPr>
+    </w:lvl>
+    <w:lvl w:ilvl="5" w:tentative="1">
+      <w:start w:val="1"/>
+      <w:numFmt w:val="bullet"/>
+      <w:lvlText w:val=""/>
+      <w:lvlJc w:val="left"/>
+      <w:pPr>
+        <w:tabs>
+          <w:tab w:val="num" w:pos="4320"/>
+        </w:tabs>
+        <w:ind w:left="4320" w:hanging="360"/>
+      </w:pPr>
+      <w:rPr>
+        <w:rFonts w:ascii="Wingdings" w:hAnsi="Wingdings" w:hint="default"/>
+        <w:sz w:val="20"/>
+      </w:rPr>
+    </w:lvl>
+    <w:lvl w:ilvl="6" w:tentative="1">
+      <w:start w:val="1"/>
+      <w:numFmt w:val="bullet"/>
+      <w:lvlText w:val=""/>
+      <w:lvlJc w:val="left"/>
+      <w:pPr>
+        <w:tabs>
+          <w:tab w:val="num" w:pos="5040"/>
+        </w:tabs>
+        <w:ind w:left="5040" w:hanging="360"/>
+      </w:pPr>
+      <w:rPr>
+        <w:rFonts w:ascii="Wingdings" w:hAnsi="Wingdings" w:hint="default"/>
+        <w:sz w:val="20"/>
+      </w:rPr>
+    </w:lvl>
+    <w:lvl w:ilvl="7" w:tentative="1">
+      <w:start w:val="1"/>
+      <w:numFmt w:val="bullet"/>
+      <w:lvlText w:val=""/>
+      <w:lvlJc w:val="left"/>
+      <w:pPr>
+        <w:tabs>
+          <w:tab w:val="num" w:pos="5760"/>
+        </w:tabs>
+        <w:ind w:left="5760" w:hanging="360"/>
+      </w:pPr>
+      <w:rPr>
+        <w:rFonts w:ascii="Wingdings" w:hAnsi="Wingdings" w:hint="default"/>
+        <w:sz w:val="20"/>
+      </w:rPr>
+    </w:lvl>
+    <w:lvl w:ilvl="8" w:tentative="1">
+      <w:start w:val="1"/>
+      <w:numFmt w:val="bullet"/>
+      <w:lvlText w:val=""/>
+      <w:lvlJc w:val="left"/>
+      <w:pPr>
+        <w:tabs>
+          <w:tab w:val="num" w:pos="6480"/>
+        </w:tabs>
+        <w:ind w:left="6480" w:hanging="360"/>
+      </w:pPr>
+      <w:rPr>
+        <w:rFonts w:ascii="Wingdings" w:hAnsi="Wingdings" w:hint="default"/>
+        <w:sz w:val="20"/>
+      </w:rPr>
+    </w:lvl>
+  </w:abstractNum>
+  <w:abstractNum w:abstractNumId="18" w15:restartNumberingAfterBreak="0">
     <w:nsid w:val="506C13E9"/>
     <w:multiLevelType w:val="multilevel"/>
     <w:tmpl w:val="BD72781C"/>
@@ -6060,7 +6997,7 @@
       </w:rPr>
     </w:lvl>
   </w:abstractNum>
-  <w:abstractNum w:abstractNumId="13" w15:restartNumberingAfterBreak="0">
+  <w:abstractNum w:abstractNumId="19" w15:restartNumberingAfterBreak="0">
     <w:nsid w:val="56751AD9"/>
     <w:multiLevelType w:val="hybridMultilevel"/>
     <w:tmpl w:val="780CEA82"/>
@@ -6173,7 +7110,156 @@
       </w:rPr>
     </w:lvl>
   </w:abstractNum>
-  <w:abstractNum w:abstractNumId="14" w15:restartNumberingAfterBreak="0">
+  <w:abstractNum w:abstractNumId="20" w15:restartNumberingAfterBreak="0">
+    <w:nsid w:val="5AAF37EC"/>
+    <w:multiLevelType w:val="multilevel"/>
+    <w:tmpl w:val="48181404"/>
+    <w:lvl w:ilvl="0">
+      <w:start w:val="1"/>
+      <w:numFmt w:val="bullet"/>
+      <w:lvlText w:val=""/>
+      <w:lvlJc w:val="left"/>
+      <w:pPr>
+        <w:tabs>
+          <w:tab w:val="num" w:pos="720"/>
+        </w:tabs>
+        <w:ind w:left="720" w:hanging="360"/>
+      </w:pPr>
+      <w:rPr>
+        <w:rFonts w:ascii="Symbol" w:hAnsi="Symbol" w:hint="default"/>
+        <w:sz w:val="20"/>
+      </w:rPr>
+    </w:lvl>
+    <w:lvl w:ilvl="1" w:tentative="1">
+      <w:start w:val="1"/>
+      <w:numFmt w:val="bullet"/>
+      <w:lvlText w:val="o"/>
+      <w:lvlJc w:val="left"/>
+      <w:pPr>
+        <w:tabs>
+          <w:tab w:val="num" w:pos="1440"/>
+        </w:tabs>
+        <w:ind w:left="1440" w:hanging="360"/>
+      </w:pPr>
+      <w:rPr>
+        <w:rFonts w:ascii="Courier New" w:hAnsi="Courier New" w:hint="default"/>
+        <w:sz w:val="20"/>
+      </w:rPr>
+    </w:lvl>
+    <w:lvl w:ilvl="2" w:tentative="1">
+      <w:start w:val="1"/>
+      <w:numFmt w:val="bullet"/>
+      <w:lvlText w:val=""/>
+      <w:lvlJc w:val="left"/>
+      <w:pPr>
+        <w:tabs>
+          <w:tab w:val="num" w:pos="2160"/>
+        </w:tabs>
+        <w:ind w:left="2160" w:hanging="360"/>
+      </w:pPr>
+      <w:rPr>
+        <w:rFonts w:ascii="Wingdings" w:hAnsi="Wingdings" w:hint="default"/>
+        <w:sz w:val="20"/>
+      </w:rPr>
+    </w:lvl>
+    <w:lvl w:ilvl="3" w:tentative="1">
+      <w:start w:val="1"/>
+      <w:numFmt w:val="bullet"/>
+      <w:lvlText w:val=""/>
+      <w:lvlJc w:val="left"/>
+      <w:pPr>
+        <w:tabs>
+          <w:tab w:val="num" w:pos="2880"/>
+        </w:tabs>
+        <w:ind w:left="2880" w:hanging="360"/>
+      </w:pPr>
+      <w:rPr>
+        <w:rFonts w:ascii="Wingdings" w:hAnsi="Wingdings" w:hint="default"/>
+        <w:sz w:val="20"/>
+      </w:rPr>
+    </w:lvl>
+    <w:lvl w:ilvl="4" w:tentative="1">
+      <w:start w:val="1"/>
+      <w:numFmt w:val="bullet"/>
+      <w:lvlText w:val=""/>
+      <w:lvlJc w:val="left"/>
+      <w:pPr>
+        <w:tabs>
+          <w:tab w:val="num" w:pos="3600"/>
+        </w:tabs>
+        <w:ind w:left="3600" w:hanging="360"/>
+      </w:pPr>
+      <w:rPr>
+        <w:rFonts w:ascii="Wingdings" w:hAnsi="Wingdings" w:hint="default"/>
+        <w:sz w:val="20"/>
+      </w:rPr>
+    </w:lvl>
+    <w:lvl w:ilvl="5" w:tentative="1">
+      <w:start w:val="1"/>
+      <w:numFmt w:val="bullet"/>
+      <w:lvlText w:val=""/>
+      <w:lvlJc w:val="left"/>
+      <w:pPr>
+        <w:tabs>
+          <w:tab w:val="num" w:pos="4320"/>
+        </w:tabs>
+        <w:ind w:left="4320" w:hanging="360"/>
+      </w:pPr>
+      <w:rPr>
+        <w:rFonts w:ascii="Wingdings" w:hAnsi="Wingdings" w:hint="default"/>
+        <w:sz w:val="20"/>
+      </w:rPr>
+    </w:lvl>
+    <w:lvl w:ilvl="6" w:tentative="1">
+      <w:start w:val="1"/>
+      <w:numFmt w:val="bullet"/>
+      <w:lvlText w:val=""/>
+      <w:lvlJc w:val="left"/>
+      <w:pPr>
+        <w:tabs>
+          <w:tab w:val="num" w:pos="5040"/>
+        </w:tabs>
+        <w:ind w:left="5040" w:hanging="360"/>
+      </w:pPr>
+      <w:rPr>
+        <w:rFonts w:ascii="Wingdings" w:hAnsi="Wingdings" w:hint="default"/>
+        <w:sz w:val="20"/>
+      </w:rPr>
+    </w:lvl>
+    <w:lvl w:ilvl="7" w:tentative="1">
+      <w:start w:val="1"/>
+      <w:numFmt w:val="bullet"/>
+      <w:lvlText w:val=""/>
+      <w:lvlJc w:val="left"/>
+      <w:pPr>
+        <w:tabs>
+          <w:tab w:val="num" w:pos="5760"/>
+        </w:tabs>
+        <w:ind w:left="5760" w:hanging="360"/>
+      </w:pPr>
+      <w:rPr>
+        <w:rFonts w:ascii="Wingdings" w:hAnsi="Wingdings" w:hint="default"/>
+        <w:sz w:val="20"/>
+      </w:rPr>
+    </w:lvl>
+    <w:lvl w:ilvl="8" w:tentative="1">
+      <w:start w:val="1"/>
+      <w:numFmt w:val="bullet"/>
+      <w:lvlText w:val=""/>
+      <w:lvlJc w:val="left"/>
+      <w:pPr>
+        <w:tabs>
+          <w:tab w:val="num" w:pos="6480"/>
+        </w:tabs>
+        <w:ind w:left="6480" w:hanging="360"/>
+      </w:pPr>
+      <w:rPr>
+        <w:rFonts w:ascii="Wingdings" w:hAnsi="Wingdings" w:hint="default"/>
+        <w:sz w:val="20"/>
+      </w:rPr>
+    </w:lvl>
+  </w:abstractNum>
+  <w:abstractNum w:abstractNumId="21" w15:restartNumberingAfterBreak="0">
     <w:nsid w:val="5BCC6C54"/>
     <w:multiLevelType w:val="multilevel"/>
     <w:tmpl w:val="44389B34"/>
@@ -6322,7 +7408,7 @@
       </w:rPr>
     </w:lvl>
   </w:abstractNum>
-  <w:abstractNum w:abstractNumId="15" w15:restartNumberingAfterBreak="0">
+  <w:abstractNum w:abstractNumId="22" w15:restartNumberingAfterBreak="0">
     <w:nsid w:val="6235644A"/>
     <w:multiLevelType w:val="hybridMultilevel"/>
     <w:tmpl w:val="7AE627A8"/>
@@ -6408,7 +7494,305 @@
       </w:pPr>
     </w:lvl>
   </w:abstractNum>
-  <w:abstractNum w:abstractNumId="16" w15:restartNumberingAfterBreak="0">
+  <w:abstractNum w:abstractNumId="23" w15:restartNumberingAfterBreak="0">
+    <w:nsid w:val="64C776F3"/>
+    <w:multiLevelType w:val="multilevel"/>
+    <w:tmpl w:val="539E2F90"/>
+    <w:lvl w:ilvl="0">
+      <w:start w:val="1"/>
+      <w:numFmt w:val="bullet"/>
+      <w:lvlText w:val=""/>
+      <w:lvlJc w:val="left"/>
+      <w:pPr>
+        <w:tabs>
+          <w:tab w:val="num" w:pos="720"/>
+        </w:tabs>
+        <w:ind w:left="720" w:hanging="360"/>
+      </w:pPr>
+      <w:rPr>
+        <w:rFonts w:ascii="Symbol" w:hAnsi="Symbol" w:hint="default"/>
+        <w:sz w:val="20"/>
+      </w:rPr>
+    </w:lvl>
+    <w:lvl w:ilvl="1" w:tentative="1">
+      <w:start w:val="1"/>
+      <w:numFmt w:val="bullet"/>
+      <w:lvlText w:val="o"/>
+      <w:lvlJc w:val="left"/>
+      <w:pPr>
+        <w:tabs>
+          <w:tab w:val="num" w:pos="1440"/>
+        </w:tabs>
+        <w:ind w:left="1440" w:hanging="360"/>
+      </w:pPr>
+      <w:rPr>
+        <w:rFonts w:ascii="Courier New" w:hAnsi="Courier New" w:hint="default"/>
+        <w:sz w:val="20"/>
+      </w:rPr>
+    </w:lvl>
+    <w:lvl w:ilvl="2" w:tentative="1">
+      <w:start w:val="1"/>
+      <w:numFmt w:val="bullet"/>
+      <w:lvlText w:val=""/>
+      <w:lvlJc w:val="left"/>
+      <w:pPr>
+        <w:tabs>
+          <w:tab w:val="num" w:pos="2160"/>
+        </w:tabs>
+        <w:ind w:left="2160" w:hanging="360"/>
+      </w:pPr>
+      <w:rPr>
+        <w:rFonts w:ascii="Wingdings" w:hAnsi="Wingdings" w:hint="default"/>
+        <w:sz w:val="20"/>
+      </w:rPr>
+    </w:lvl>
+    <w:lvl w:ilvl="3" w:tentative="1">
+      <w:start w:val="1"/>
+      <w:numFmt w:val="bullet"/>
+      <w:lvlText w:val=""/>
+      <w:lvlJc w:val="left"/>
+      <w:pPr>
+        <w:tabs>
+          <w:tab w:val="num" w:pos="2880"/>
+        </w:tabs>
+        <w:ind w:left="2880" w:hanging="360"/>
+      </w:pPr>
+      <w:rPr>
+        <w:rFonts w:ascii="Wingdings" w:hAnsi="Wingdings" w:hint="default"/>
+        <w:sz w:val="20"/>
+      </w:rPr>
+    </w:lvl>
+    <w:lvl w:ilvl="4" w:tentative="1">
+      <w:start w:val="1"/>
+      <w:numFmt w:val="bullet"/>
+      <w:lvlText w:val=""/>
+      <w:lvlJc w:val="left"/>
+      <w:pPr>
+        <w:tabs>
+          <w:tab w:val="num" w:pos="3600"/>
+        </w:tabs>
+        <w:ind w:left="3600" w:hanging="360"/>
+      </w:pPr>
+      <w:rPr>
+        <w:rFonts w:ascii="Wingdings" w:hAnsi="Wingdings" w:hint="default"/>
+        <w:sz w:val="20"/>
+      </w:rPr>
+    </w:lvl>
+    <w:lvl w:ilvl="5" w:tentative="1">
+      <w:start w:val="1"/>
+      <w:numFmt w:val="bullet"/>
+      <w:lvlText w:val=""/>
+      <w:lvlJc w:val="left"/>
+      <w:pPr>
+        <w:tabs>
+          <w:tab w:val="num" w:pos="4320"/>
+        </w:tabs>
+        <w:ind w:left="4320" w:hanging="360"/>
+      </w:pPr>
+      <w:rPr>
+        <w:rFonts w:ascii="Wingdings" w:hAnsi="Wingdings" w:hint="default"/>
+        <w:sz w:val="20"/>
+      </w:rPr>
+    </w:lvl>
+    <w:lvl w:ilvl="6" w:tentative="1">
+      <w:start w:val="1"/>
+      <w:numFmt w:val="bullet"/>
+      <w:lvlText w:val=""/>
+      <w:lvlJc w:val="left"/>
+      <w:pPr>
+        <w:tabs>
+          <w:tab w:val="num" w:pos="5040"/>
+        </w:tabs>
+        <w:ind w:left="5040" w:hanging="360"/>
+      </w:pPr>
+      <w:rPr>
+        <w:rFonts w:ascii="Wingdings" w:hAnsi="Wingdings" w:hint="default"/>
+        <w:sz w:val="20"/>
+      </w:rPr>
+    </w:lvl>
+    <w:lvl w:ilvl="7" w:tentative="1">
+      <w:start w:val="1"/>
+      <w:numFmt w:val="bullet"/>
+      <w:lvlText w:val=""/>
+      <w:lvlJc w:val="left"/>
+      <w:pPr>
+        <w:tabs>
+          <w:tab w:val="num" w:pos="5760"/>
+        </w:tabs>
+        <w:ind w:left="5760" w:hanging="360"/>
+      </w:pPr>
+      <w:rPr>
+        <w:rFonts w:ascii="Wingdings" w:hAnsi="Wingdings" w:hint="default"/>
+        <w:sz w:val="20"/>
+      </w:rPr>
+    </w:lvl>
+    <w:lvl w:ilvl="8" w:tentative="1">
+      <w:start w:val="1"/>
+      <w:numFmt w:val="bullet"/>
+      <w:lvlText w:val=""/>
+      <w:lvlJc w:val="left"/>
+      <w:pPr>
+        <w:tabs>
+          <w:tab w:val="num" w:pos="6480"/>
+        </w:tabs>
+        <w:ind w:left="6480" w:hanging="360"/>
+      </w:pPr>
+      <w:rPr>
+        <w:rFonts w:ascii="Wingdings" w:hAnsi="Wingdings" w:hint="default"/>
+        <w:sz w:val="20"/>
+      </w:rPr>
+    </w:lvl>
+  </w:abstractNum>
+  <w:abstractNum w:abstractNumId="24" w15:restartNumberingAfterBreak="0">
+    <w:nsid w:val="69344C21"/>
+    <w:multiLevelType w:val="multilevel"/>
+    <w:tmpl w:val="B806606C"/>
+    <w:lvl w:ilvl="0">
+      <w:start w:val="1"/>
+      <w:numFmt w:val="bullet"/>
+      <w:lvlText w:val=""/>
+      <w:lvlJc w:val="left"/>
+      <w:pPr>
+        <w:tabs>
+          <w:tab w:val="num" w:pos="720"/>
+        </w:tabs>
+        <w:ind w:left="720" w:hanging="360"/>
+      </w:pPr>
+      <w:rPr>
+        <w:rFonts w:ascii="Symbol" w:hAnsi="Symbol" w:hint="default"/>
+        <w:sz w:val="20"/>
+      </w:rPr>
+    </w:lvl>
+    <w:lvl w:ilvl="1" w:tentative="1">
+      <w:start w:val="1"/>
+      <w:numFmt w:val="bullet"/>
+      <w:lvlText w:val="o"/>
+      <w:lvlJc w:val="left"/>
+      <w:pPr>
+        <w:tabs>
+          <w:tab w:val="num" w:pos="1440"/>
+        </w:tabs>
+        <w:ind w:left="1440" w:hanging="360"/>
+      </w:pPr>
+      <w:rPr>
+        <w:rFonts w:ascii="Courier New" w:hAnsi="Courier New" w:hint="default"/>
+        <w:sz w:val="20"/>
+      </w:rPr>
+    </w:lvl>
+    <w:lvl w:ilvl="2" w:tentative="1">
+      <w:start w:val="1"/>
+      <w:numFmt w:val="bullet"/>
+      <w:lvlText w:val=""/>
+      <w:lvlJc w:val="left"/>
+      <w:pPr>
+        <w:tabs>
+          <w:tab w:val="num" w:pos="2160"/>
+        </w:tabs>
+        <w:ind w:left="2160" w:hanging="360"/>
+      </w:pPr>
+      <w:rPr>
+        <w:rFonts w:ascii="Wingdings" w:hAnsi="Wingdings" w:hint="default"/>
+        <w:sz w:val="20"/>
+      </w:rPr>
+    </w:lvl>
+    <w:lvl w:ilvl="3" w:tentative="1">
+      <w:start w:val="1"/>
+      <w:numFmt w:val="bullet"/>
+      <w:lvlText w:val=""/>
+      <w:lvlJc w:val="left"/>
+      <w:pPr>
+        <w:tabs>
+          <w:tab w:val="num" w:pos="2880"/>
+        </w:tabs>
+        <w:ind w:left="2880" w:hanging="360"/>
+      </w:pPr>
+      <w:rPr>
+        <w:rFonts w:ascii="Wingdings" w:hAnsi="Wingdings" w:hint="default"/>
+        <w:sz w:val="20"/>
+      </w:rPr>
+    </w:lvl>
+    <w:lvl w:ilvl="4" w:tentative="1">
+      <w:start w:val="1"/>
+      <w:numFmt w:val="bullet"/>
+      <w:lvlText w:val=""/>
+      <w:lvlJc w:val="left"/>
+      <w:pPr>
+        <w:tabs>
+          <w:tab w:val="num" w:pos="3600"/>
+        </w:tabs>
+        <w:ind w:left="3600" w:hanging="360"/>
+      </w:pPr>
+      <w:rPr>
+        <w:rFonts w:ascii="Wingdings" w:hAnsi="Wingdings" w:hint="default"/>
+        <w:sz w:val="20"/>
+      </w:rPr>
+    </w:lvl>
+    <w:lvl w:ilvl="5" w:tentative="1">
+      <w:start w:val="1"/>
+      <w:numFmt w:val="bullet"/>
+      <w:lvlText w:val=""/>
+      <w:lvlJc w:val="left"/>
+      <w:pPr>
+        <w:tabs>
+          <w:tab w:val="num" w:pos="4320"/>
+        </w:tabs>
+        <w:ind w:left="4320" w:hanging="360"/>
+      </w:pPr>
+      <w:rPr>
+        <w:rFonts w:ascii="Wingdings" w:hAnsi="Wingdings" w:hint="default"/>
+        <w:sz w:val="20"/>
+      </w:rPr>
+    </w:lvl>
+    <w:lvl w:ilvl="6" w:tentative="1">
+      <w:start w:val="1"/>
+      <w:numFmt w:val="bullet"/>
+      <w:lvlText w:val=""/>
+      <w:lvlJc w:val="left"/>
+      <w:pPr>
+        <w:tabs>
+          <w:tab w:val="num" w:pos="5040"/>
+        </w:tabs>
+        <w:ind w:left="5040" w:hanging="360"/>
+      </w:pPr>
+      <w:rPr>
+        <w:rFonts w:ascii="Wingdings" w:hAnsi="Wingdings" w:hint="default"/>
+        <w:sz w:val="20"/>
+      </w:rPr>
+    </w:lvl>
+    <w:lvl w:ilvl="7" w:tentative="1">
+      <w:start w:val="1"/>
+      <w:numFmt w:val="bullet"/>
+      <w:lvlText w:val=""/>
+      <w:lvlJc w:val="left"/>
+      <w:pPr>
+        <w:tabs>
+          <w:tab w:val="num" w:pos="5760"/>
+        </w:tabs>
+        <w:ind w:left="5760" w:hanging="360"/>
+      </w:pPr>
+      <w:rPr>
+        <w:rFonts w:ascii="Wingdings" w:hAnsi="Wingdings" w:hint="default"/>
+        <w:sz w:val="20"/>
+      </w:rPr>
+    </w:lvl>
+    <w:lvl w:ilvl="8" w:tentative="1">
+      <w:start w:val="1"/>
+      <w:numFmt w:val="bullet"/>
+      <w:lvlText w:val=""/>
+      <w:lvlJc w:val="left"/>
+      <w:pPr>
+        <w:tabs>
+          <w:tab w:val="num" w:pos="6480"/>
+        </w:tabs>
+        <w:ind w:left="6480" w:hanging="360"/>
+      </w:pPr>
+      <w:rPr>
+        <w:rFonts w:ascii="Wingdings" w:hAnsi="Wingdings" w:hint="default"/>
+        <w:sz w:val="20"/>
+      </w:rPr>
+    </w:lvl>
+  </w:abstractNum>
+  <w:abstractNum w:abstractNumId="25" w15:restartNumberingAfterBreak="0">
     <w:nsid w:val="698B35ED"/>
     <w:multiLevelType w:val="hybridMultilevel"/>
     <w:tmpl w:val="2DC65314"/>
@@ -6520,7 +7904,7 @@
       </w:rPr>
     </w:lvl>
   </w:abstractNum>
-  <w:abstractNum w:abstractNumId="17" w15:restartNumberingAfterBreak="0">
+  <w:abstractNum w:abstractNumId="26" w15:restartNumberingAfterBreak="0">
     <w:nsid w:val="6B544FBB"/>
     <w:multiLevelType w:val="multilevel"/>
     <w:tmpl w:val="246CA6F0"/>
@@ -6669,7 +8053,7 @@
       </w:rPr>
     </w:lvl>
   </w:abstractNum>
-  <w:abstractNum w:abstractNumId="18" w15:restartNumberingAfterBreak="0">
+  <w:abstractNum w:abstractNumId="27" w15:restartNumberingAfterBreak="0">
     <w:nsid w:val="6E3E003D"/>
     <w:multiLevelType w:val="multilevel"/>
     <w:tmpl w:val="8256C336"/>
@@ -6818,7 +8202,7 @@
       </w:rPr>
     </w:lvl>
   </w:abstractNum>
-  <w:abstractNum w:abstractNumId="19" w15:restartNumberingAfterBreak="0">
+  <w:abstractNum w:abstractNumId="28" w15:restartNumberingAfterBreak="0">
     <w:nsid w:val="6E4B7063"/>
     <w:multiLevelType w:val="hybridMultilevel"/>
     <w:tmpl w:val="2CD08EA4"/>
@@ -6931,7 +8315,7 @@
       </w:rPr>
     </w:lvl>
   </w:abstractNum>
-  <w:abstractNum w:abstractNumId="20" w15:restartNumberingAfterBreak="0">
+  <w:abstractNum w:abstractNumId="29" w15:restartNumberingAfterBreak="0">
     <w:nsid w:val="70732F8A"/>
     <w:multiLevelType w:val="multilevel"/>
     <w:tmpl w:val="D58CFC16"/>
@@ -7080,7 +8464,7 @@
       </w:rPr>
     </w:lvl>
   </w:abstractNum>
-  <w:abstractNum w:abstractNumId="21" w15:restartNumberingAfterBreak="0">
+  <w:abstractNum w:abstractNumId="30" w15:restartNumberingAfterBreak="0">
     <w:nsid w:val="70D571A6"/>
     <w:multiLevelType w:val="hybridMultilevel"/>
     <w:tmpl w:val="B7DABED2"/>
@@ -7192,7 +8576,7 @@
       </w:rPr>
     </w:lvl>
   </w:abstractNum>
-  <w:abstractNum w:abstractNumId="22" w15:restartNumberingAfterBreak="0">
+  <w:abstractNum w:abstractNumId="31" w15:restartNumberingAfterBreak="0">
     <w:nsid w:val="7394538D"/>
     <w:multiLevelType w:val="multilevel"/>
     <w:tmpl w:val="246CA6F0"/>
@@ -7341,7 +8725,156 @@
       </w:rPr>
     </w:lvl>
   </w:abstractNum>
-  <w:abstractNum w:abstractNumId="23" w15:restartNumberingAfterBreak="0">
+  <w:abstractNum w:abstractNumId="32" w15:restartNumberingAfterBreak="0">
+    <w:nsid w:val="741172A4"/>
+    <w:multiLevelType w:val="multilevel"/>
+    <w:tmpl w:val="94F0572A"/>
+    <w:lvl w:ilvl="0">
+      <w:start w:val="1"/>
+      <w:numFmt w:val="bullet"/>
+      <w:lvlText w:val=""/>
+      <w:lvlJc w:val="left"/>
+      <w:pPr>
+        <w:tabs>
+          <w:tab w:val="num" w:pos="720"/>
+        </w:tabs>
+        <w:ind w:left="720" w:hanging="360"/>
+      </w:pPr>
+      <w:rPr>
+        <w:rFonts w:ascii="Symbol" w:hAnsi="Symbol" w:hint="default"/>
+        <w:sz w:val="20"/>
+      </w:rPr>
+    </w:lvl>
+    <w:lvl w:ilvl="1" w:tentative="1">
+      <w:start w:val="1"/>
+      <w:numFmt w:val="bullet"/>
+      <w:lvlText w:val="o"/>
+      <w:lvlJc w:val="left"/>
+      <w:pPr>
+        <w:tabs>
+          <w:tab w:val="num" w:pos="1440"/>
+        </w:tabs>
+        <w:ind w:left="1440" w:hanging="360"/>
+      </w:pPr>
+      <w:rPr>
+        <w:rFonts w:ascii="Courier New" w:hAnsi="Courier New" w:hint="default"/>
+        <w:sz w:val="20"/>
+      </w:rPr>
+    </w:lvl>
+    <w:lvl w:ilvl="2" w:tentative="1">
+      <w:start w:val="1"/>
+      <w:numFmt w:val="bullet"/>
+      <w:lvlText w:val=""/>
+      <w:lvlJc w:val="left"/>
+      <w:pPr>
+        <w:tabs>
+          <w:tab w:val="num" w:pos="2160"/>
+        </w:tabs>
+        <w:ind w:left="2160" w:hanging="360"/>
+      </w:pPr>
+      <w:rPr>
+        <w:rFonts w:ascii="Wingdings" w:hAnsi="Wingdings" w:hint="default"/>
+        <w:sz w:val="20"/>
+      </w:rPr>
+    </w:lvl>
+    <w:lvl w:ilvl="3" w:tentative="1">
+      <w:start w:val="1"/>
+      <w:numFmt w:val="bullet"/>
+      <w:lvlText w:val=""/>
+      <w:lvlJc w:val="left"/>
+      <w:pPr>
+        <w:tabs>
+          <w:tab w:val="num" w:pos="2880"/>
+        </w:tabs>
+        <w:ind w:left="2880" w:hanging="360"/>
+      </w:pPr>
+      <w:rPr>
+        <w:rFonts w:ascii="Wingdings" w:hAnsi="Wingdings" w:hint="default"/>
+        <w:sz w:val="20"/>
+      </w:rPr>
+    </w:lvl>
+    <w:lvl w:ilvl="4" w:tentative="1">
+      <w:start w:val="1"/>
+      <w:numFmt w:val="bullet"/>
+      <w:lvlText w:val=""/>
+      <w:lvlJc w:val="left"/>
+      <w:pPr>
+        <w:tabs>
+          <w:tab w:val="num" w:pos="3600"/>
+        </w:tabs>
+        <w:ind w:left="3600" w:hanging="360"/>
+      </w:pPr>
+      <w:rPr>
+        <w:rFonts w:ascii="Wingdings" w:hAnsi="Wingdings" w:hint="default"/>
+        <w:sz w:val="20"/>
+      </w:rPr>
+    </w:lvl>
+    <w:lvl w:ilvl="5" w:tentative="1">
+      <w:start w:val="1"/>
+      <w:numFmt w:val="bullet"/>
+      <w:lvlText w:val=""/>
+      <w:lvlJc w:val="left"/>
+      <w:pPr>
+        <w:tabs>
+          <w:tab w:val="num" w:pos="4320"/>
+        </w:tabs>
+        <w:ind w:left="4320" w:hanging="360"/>
+      </w:pPr>
+      <w:rPr>
+        <w:rFonts w:ascii="Wingdings" w:hAnsi="Wingdings" w:hint="default"/>
+        <w:sz w:val="20"/>
+      </w:rPr>
+    </w:lvl>
+    <w:lvl w:ilvl="6" w:tentative="1">
+      <w:start w:val="1"/>
+      <w:numFmt w:val="bullet"/>
+      <w:lvlText w:val=""/>
+      <w:lvlJc w:val="left"/>
+      <w:pPr>
+        <w:tabs>
+          <w:tab w:val="num" w:pos="5040"/>
+        </w:tabs>
+        <w:ind w:left="5040" w:hanging="360"/>
+      </w:pPr>
+      <w:rPr>
+        <w:rFonts w:ascii="Wingdings" w:hAnsi="Wingdings" w:hint="default"/>
+        <w:sz w:val="20"/>
+      </w:rPr>
+    </w:lvl>
+    <w:lvl w:ilvl="7" w:tentative="1">
+      <w:start w:val="1"/>
+      <w:numFmt w:val="bullet"/>
+      <w:lvlText w:val=""/>
+      <w:lvlJc w:val="left"/>
+      <w:pPr>
+        <w:tabs>
+          <w:tab w:val="num" w:pos="5760"/>
+        </w:tabs>
+        <w:ind w:left="5760" w:hanging="360"/>
+      </w:pPr>
+      <w:rPr>
+        <w:rFonts w:ascii="Wingdings" w:hAnsi="Wingdings" w:hint="default"/>
+        <w:sz w:val="20"/>
+      </w:rPr>
+    </w:lvl>
+    <w:lvl w:ilvl="8" w:tentative="1">
+      <w:start w:val="1"/>
+      <w:numFmt w:val="bullet"/>
+      <w:lvlText w:val=""/>
+      <w:lvlJc w:val="left"/>
+      <w:pPr>
+        <w:tabs>
+          <w:tab w:val="num" w:pos="6480"/>
+        </w:tabs>
+        <w:ind w:left="6480" w:hanging="360"/>
+      </w:pPr>
+      <w:rPr>
+        <w:rFonts w:ascii="Wingdings" w:hAnsi="Wingdings" w:hint="default"/>
+        <w:sz w:val="20"/>
+      </w:rPr>
+    </w:lvl>
+  </w:abstractNum>
+  <w:abstractNum w:abstractNumId="33" w15:restartNumberingAfterBreak="0">
     <w:nsid w:val="76920FF9"/>
     <w:multiLevelType w:val="multilevel"/>
     <w:tmpl w:val="F574E332"/>
@@ -7490,7 +9023,7 @@
       </w:rPr>
     </w:lvl>
   </w:abstractNum>
-  <w:abstractNum w:abstractNumId="24" w15:restartNumberingAfterBreak="0">
+  <w:abstractNum w:abstractNumId="34" w15:restartNumberingAfterBreak="0">
     <w:nsid w:val="76F8632F"/>
     <w:multiLevelType w:val="multilevel"/>
     <w:tmpl w:val="9334DC8E"/>
@@ -7639,7 +9172,7 @@
       </w:rPr>
     </w:lvl>
   </w:abstractNum>
-  <w:abstractNum w:abstractNumId="25" w15:restartNumberingAfterBreak="0">
+  <w:abstractNum w:abstractNumId="35" w15:restartNumberingAfterBreak="0">
     <w:nsid w:val="7AA31A63"/>
     <w:multiLevelType w:val="multilevel"/>
     <w:tmpl w:val="DD6C048C"/>
@@ -7789,82 +9322,112 @@
     </w:lvl>
   </w:abstractNum>
   <w:num w:numId="1" w16cid:durableId="2050061689">
+    <w:abstractNumId w:val="34"/>
+  </w:num>
+  <w:num w:numId="2" w16cid:durableId="1894386790">
+    <w:abstractNumId w:val="35"/>
+  </w:num>
+  <w:num w:numId="3" w16cid:durableId="1191340138">
+    <w:abstractNumId w:val="27"/>
+  </w:num>
+  <w:num w:numId="4" w16cid:durableId="1987658533">
+    <w:abstractNumId w:val="26"/>
+  </w:num>
+  <w:num w:numId="5" w16cid:durableId="1329944492">
+    <w:abstractNumId w:val="29"/>
+  </w:num>
+  <w:num w:numId="6" w16cid:durableId="1812791902">
+    <w:abstractNumId w:val="31"/>
+  </w:num>
+  <w:num w:numId="7" w16cid:durableId="1797023085">
+    <w:abstractNumId w:val="11"/>
+  </w:num>
+  <w:num w:numId="8" w16cid:durableId="1566456058">
+    <w:abstractNumId w:val="28"/>
+  </w:num>
+  <w:num w:numId="9" w16cid:durableId="497040768">
+    <w:abstractNumId w:val="3"/>
+  </w:num>
+  <w:num w:numId="10" w16cid:durableId="167257216">
+    <w:abstractNumId w:val="30"/>
+  </w:num>
+  <w:num w:numId="11" w16cid:durableId="820737151">
+    <w:abstractNumId w:val="7"/>
+  </w:num>
+  <w:num w:numId="12" w16cid:durableId="1633975510">
+    <w:abstractNumId w:val="22"/>
+  </w:num>
+  <w:num w:numId="13" w16cid:durableId="1020745621">
+    <w:abstractNumId w:val="2"/>
+  </w:num>
+  <w:num w:numId="14" w16cid:durableId="112528616">
+    <w:abstractNumId w:val="19"/>
+  </w:num>
+  <w:num w:numId="15" w16cid:durableId="407385173">
+    <w:abstractNumId w:val="25"/>
+  </w:num>
+  <w:num w:numId="16" w16cid:durableId="1958291447">
+    <w:abstractNumId w:val="18"/>
+  </w:num>
+  <w:num w:numId="17" w16cid:durableId="1794668541">
+    <w:abstractNumId w:val="5"/>
+  </w:num>
+  <w:num w:numId="18" w16cid:durableId="1631014641">
+    <w:abstractNumId w:val="13"/>
+  </w:num>
+  <w:num w:numId="19" w16cid:durableId="149559074">
+    <w:abstractNumId w:val="6"/>
+  </w:num>
+  <w:num w:numId="20" w16cid:durableId="498232202">
+    <w:abstractNumId w:val="4"/>
+  </w:num>
+  <w:num w:numId="21" w16cid:durableId="1410230063">
+    <w:abstractNumId w:val="21"/>
+  </w:num>
+  <w:num w:numId="22" w16cid:durableId="1614902779">
+    <w:abstractNumId w:val="8"/>
+  </w:num>
+  <w:num w:numId="23" w16cid:durableId="1559244420">
+    <w:abstractNumId w:val="33"/>
+  </w:num>
+  <w:num w:numId="24" w16cid:durableId="648441137">
+    <w:abstractNumId w:val="15"/>
+  </w:num>
+  <w:num w:numId="25" w16cid:durableId="2052611742">
+    <w:abstractNumId w:val="14"/>
+  </w:num>
+  <w:num w:numId="26" w16cid:durableId="1225411634">
+    <w:abstractNumId w:val="1"/>
+  </w:num>
+  <w:num w:numId="27" w16cid:durableId="1658679656">
+    <w:abstractNumId w:val="17"/>
+  </w:num>
+  <w:num w:numId="28" w16cid:durableId="1091437003">
     <w:abstractNumId w:val="24"/>
   </w:num>
-  <w:num w:numId="2" w16cid:durableId="1894386790">
-    <w:abstractNumId w:val="25"/>
+  <w:num w:numId="29" w16cid:durableId="1943951844">
+    <w:abstractNumId w:val="0"/>
   </w:num>
-  <w:num w:numId="3" w16cid:durableId="1191340138">
-    <w:abstractNumId w:val="18"/>
+  <w:num w:numId="30" w16cid:durableId="1448813402">
+    <w:abstractNumId w:val="9"/>
   </w:num>
-  <w:num w:numId="4" w16cid:durableId="1987658533">
-    <w:abstractNumId w:val="17"/>
+  <w:num w:numId="31" w16cid:durableId="125515354">
+    <w:abstractNumId w:val="23"/>
   </w:num>
-  <w:num w:numId="5" w16cid:durableId="1329944492">
+  <w:num w:numId="32" w16cid:durableId="748963683">
     <w:abstractNumId w:val="20"/>
   </w:num>
-  <w:num w:numId="6" w16cid:durableId="1812791902">
-    <w:abstractNumId w:val="22"/>
-  </w:num>
-  <w:num w:numId="7" w16cid:durableId="1797023085">
-    <w:abstractNumId w:val="8"/>
-  </w:num>
-  <w:num w:numId="8" w16cid:durableId="1566456058">
-    <w:abstractNumId w:val="19"/>
-  </w:num>
-  <w:num w:numId="9" w16cid:durableId="497040768">
-    <w:abstractNumId w:val="2"/>
-  </w:num>
-  <w:num w:numId="10" w16cid:durableId="167257216">
-    <w:abstractNumId w:val="21"/>
-  </w:num>
-  <w:num w:numId="11" w16cid:durableId="820737151">
-    <w:abstractNumId w:val="6"/>
-  </w:num>
-  <w:num w:numId="12" w16cid:durableId="1633975510">
-    <w:abstractNumId w:val="15"/>
-  </w:num>
-  <w:num w:numId="13" w16cid:durableId="1020745621">
-    <w:abstractNumId w:val="1"/>
-  </w:num>
-  <w:num w:numId="14" w16cid:durableId="112528616">
-    <w:abstractNumId w:val="13"/>
-  </w:num>
-  <w:num w:numId="15" w16cid:durableId="407385173">
+  <w:num w:numId="33" w16cid:durableId="7369330">
     <w:abstractNumId w:val="16"/>
   </w:num>
-  <w:num w:numId="16" w16cid:durableId="1958291447">
-    <w:abstractNumId w:val="12"/>
-  </w:num>
-  <w:num w:numId="17" w16cid:durableId="1794668541">
-    <w:abstractNumId w:val="4"/>
-  </w:num>
-  <w:num w:numId="18" w16cid:durableId="1631014641">
-    <w:abstractNumId w:val="9"/>
-  </w:num>
-  <w:num w:numId="19" w16cid:durableId="149559074">
-    <w:abstractNumId w:val="5"/>
-  </w:num>
-  <w:num w:numId="20" w16cid:durableId="498232202">
-    <w:abstractNumId w:val="3"/>
-  </w:num>
-  <w:num w:numId="21" w16cid:durableId="1410230063">
-    <w:abstractNumId w:val="14"/>
-  </w:num>
-  <w:num w:numId="22" w16cid:durableId="1614902779">
-    <w:abstractNumId w:val="7"/>
-  </w:num>
-  <w:num w:numId="23" w16cid:durableId="1559244420">
-    <w:abstractNumId w:val="23"/>
-  </w:num>
-  <w:num w:numId="24" w16cid:durableId="648441137">
-    <w:abstractNumId w:val="11"/>
-  </w:num>
-  <w:num w:numId="25" w16cid:durableId="2052611742">
+  <w:num w:numId="34" w16cid:durableId="918639457">
     <w:abstractNumId w:val="10"/>
   </w:num>
-  <w:num w:numId="26" w16cid:durableId="1225411634">
-    <w:abstractNumId w:val="0"/>
+  <w:num w:numId="35" w16cid:durableId="943924067">
+    <w:abstractNumId w:val="32"/>
+  </w:num>
+  <w:num w:numId="36" w16cid:durableId="1142498049">
+    <w:abstractNumId w:val="12"/>
   </w:num>
 </w:numbering>
 </file>
